--- a/MF0964_3 Desarrollo de elementos software para gestión de/JAVA/PROGRAMACION SERVICIOS Y PROCESOS/SPRING BOOT/EJERCICIOS/Ejercicio con spring boot y crud.docx
+++ b/MF0964_3 Desarrollo de elementos software para gestión de/JAVA/PROGRAMACION SERVICIOS Y PROCESOS/SPRING BOOT/EJERCICIOS/Ejercicio con spring boot y crud.docx
@@ -2,6 +2,34 @@
 <file path=word/document.xml><?xml version="1.0" encoding="utf-8"?>
 <w:document xmlns:wpc="http://schemas.microsoft.com/office/word/2010/wordprocessingCanvas" xmlns:cx="http://schemas.microsoft.com/office/drawing/2014/chartex" xmlns:cx1="http://schemas.microsoft.com/office/drawing/2015/9/8/chartex" xmlns:cx2="http://schemas.microsoft.com/office/drawing/2015/10/21/chartex" xmlns:cx3="http://schemas.microsoft.com/office/drawing/2016/5/9/chartex" xmlns:cx4="http://schemas.microsoft.com/office/drawing/2016/5/10/chartex" xmlns:cx5="http://schemas.microsoft.com/office/drawing/2016/5/11/chartex" xmlns:cx6="http://schemas.microsoft.com/office/drawing/2016/5/12/chartex" xmlns:cx7="http://schemas.microsoft.com/office/drawing/2016/5/13/chartex" xmlns:cx8="http://schemas.microsoft.com/office/drawing/2016/5/14/chartex" xmlns:mc="http://schemas.openxmlformats.org/markup-compatibility/2006" xmlns:aink="http://schemas.microsoft.com/office/drawing/2016/ink" xmlns:am3d="http://schemas.microsoft.com/office/drawing/2017/model3d" xmlns:o="urn:schemas-microsoft-com:office:office" xmlns:oel="http://schemas.microsoft.com/office/2019/extlst" xmlns:r="http://schemas.openxmlformats.org/officeDocument/2006/relationships" xmlns:m="http://schemas.openxmlformats.org/officeDocument/2006/math" xmlns:v="urn:schemas-microsoft-com:vml" xmlns:wp14="http://schemas.microsoft.com/office/word/2010/wordprocessingDrawing" xmlns:wp="http://schemas.openxmlformats.org/drawingml/2006/wordprocessingDrawing" xmlns:w10="urn:schemas-microsoft-com:office:word" xmlns:w="http://schemas.openxmlformats.org/wordprocessingml/2006/main" xmlns:w14="http://schemas.microsoft.com/office/word/2010/wordml" xmlns:w15="http://schemas.microsoft.com/office/word/2012/wordml" xmlns:w16cex="http://schemas.microsoft.com/office/word/2018/wordml/cex" xmlns:w16cid="http://schemas.microsoft.com/office/word/2016/wordml/cid" xmlns:w16="http://schemas.microsoft.com/office/word/2018/wordml" xmlns:w16du="http://schemas.microsoft.com/office/word/2023/wordml/word16du" xmlns:w16sdtdh="http://schemas.microsoft.com/office/word/2020/wordml/sdtdatahash" xmlns:w16sdtfl="http://schemas.microsoft.com/office/word/2024/wordml/sdtformatlock" xmlns:w16se="http://schemas.microsoft.com/office/word/2015/wordml/symex" xmlns:wpg="http://schemas.microsoft.com/office/word/2010/wordprocessingGroup" xmlns:wpi="http://schemas.microsoft.com/office/word/2010/wordprocessingInk" xmlns:wne="http://schemas.microsoft.com/office/word/2006/wordml" xmlns:wps="http://schemas.microsoft.com/office/word/2010/wordprocessingShape" mc:Ignorable="w14 w15 w16se w16cid w16 w16cex w16sdtdh w16sdtfl w16du wp14">
   <w:body>
+    <w:p>
+      <w:pPr>
+        <w:pStyle w:val="Ttulo"/>
+        <w:jc w:val="center"/>
+        <w:rPr>
+          <w:lang w:val="en-GB"/>
+        </w:rPr>
+      </w:pPr>
+      <w:r>
+        <w:rPr>
+          <w:lang w:val="en-GB"/>
+        </w:rPr>
+        <w:t>CRUD USANDO SPRING BOOT Y</w:t>
+      </w:r>
+      <w:r>
+        <w:rPr>
+          <w:lang w:val="en-GB"/>
+        </w:rPr>
+        <w:t xml:space="preserve"> MYSQL</w:t>
+      </w:r>
+    </w:p>
+    <w:p>
+      <w:pPr>
+        <w:rPr>
+          <w:lang w:val="en-GB"/>
+        </w:rPr>
+      </w:pPr>
+    </w:p>
     <w:p>
       <w:r>
         <w:t>Aquí tienes un ejercicio sencillo para implementar un CRUD básico con Spring Boot y MySQL. El ejercicio incluye los pasos esenciales: configurar el proyecto, crear la conexión a MySQL, y las operaciones CRUD. Este ejemplo usa Spring Data JPA para simplificar el acceso a la base de datos.</w:t>
@@ -202,268 +230,101 @@
     </w:p>
     <w:p/>
     <w:p>
-      <w:pPr>
-        <w:shd w:val="clear" w:color="auto" w:fill="C1E4F5" w:themeFill="accent1" w:themeFillTint="33"/>
-        <w:rPr>
-          <w:rFonts w:ascii="Courier New" w:hAnsi="Courier New" w:cs="Courier New"/>
-          <w:sz w:val="20"/>
-          <w:szCs w:val="20"/>
-        </w:rPr>
-      </w:pPr>
-      <w:r>
-        <w:rPr>
-          <w:rFonts w:ascii="Courier New" w:hAnsi="Courier New" w:cs="Courier New"/>
-          <w:sz w:val="20"/>
-          <w:szCs w:val="20"/>
-        </w:rPr>
+      <w:r>
         <w:t>USE cursos;</w:t>
       </w:r>
     </w:p>
-    <w:p>
-      <w:pPr>
-        <w:shd w:val="clear" w:color="auto" w:fill="C1E4F5" w:themeFill="accent1" w:themeFillTint="33"/>
-        <w:rPr>
-          <w:rFonts w:ascii="Courier New" w:hAnsi="Courier New" w:cs="Courier New"/>
-          <w:sz w:val="20"/>
-          <w:szCs w:val="20"/>
-        </w:rPr>
-      </w:pPr>
-    </w:p>
-    <w:p>
-      <w:pPr>
-        <w:shd w:val="clear" w:color="auto" w:fill="C1E4F5" w:themeFill="accent1" w:themeFillTint="33"/>
-        <w:rPr>
-          <w:rFonts w:ascii="Courier New" w:hAnsi="Courier New" w:cs="Courier New"/>
-          <w:sz w:val="20"/>
-          <w:szCs w:val="20"/>
-          <w:lang w:val="en-GB"/>
-        </w:rPr>
-      </w:pPr>
-      <w:r>
-        <w:rPr>
-          <w:rFonts w:ascii="Courier New" w:hAnsi="Courier New" w:cs="Courier New"/>
-          <w:sz w:val="20"/>
-          <w:szCs w:val="20"/>
-          <w:lang w:val="en-GB"/>
-        </w:rPr>
+    <w:p/>
+    <w:p>
+      <w:r>
         <w:t>CREATE TABLE alumnos (</w:t>
       </w:r>
     </w:p>
     <w:p>
       <w:pPr>
-        <w:shd w:val="clear" w:color="auto" w:fill="C1E4F5" w:themeFill="accent1" w:themeFillTint="33"/>
-        <w:rPr>
-          <w:rFonts w:ascii="Courier New" w:hAnsi="Courier New" w:cs="Courier New"/>
-          <w:sz w:val="20"/>
-          <w:szCs w:val="20"/>
-          <w:lang w:val="en-GB"/>
-        </w:rPr>
-      </w:pPr>
-      <w:r>
-        <w:rPr>
-          <w:rFonts w:ascii="Courier New" w:hAnsi="Courier New" w:cs="Courier New"/>
-          <w:sz w:val="20"/>
-          <w:szCs w:val="20"/>
-          <w:lang w:val="en-GB"/>
-        </w:rPr>
+        <w:rPr>
+          <w:lang w:val="en-GB"/>
+        </w:rPr>
+      </w:pPr>
+      <w:r>
         <w:t xml:space="preserve">    </w:t>
       </w:r>
       <w:r>
         <w:rPr>
-          <w:rFonts w:ascii="Courier New" w:hAnsi="Courier New" w:cs="Courier New"/>
-          <w:sz w:val="20"/>
-          <w:szCs w:val="20"/>
           <w:lang w:val="en-GB"/>
         </w:rPr>
         <w:t>id INT AUTO_INCREMENT PRIMARY KEY,</w:t>
       </w:r>
     </w:p>
     <w:p>
-      <w:pPr>
-        <w:shd w:val="clear" w:color="auto" w:fill="C1E4F5" w:themeFill="accent1" w:themeFillTint="33"/>
-        <w:rPr>
-          <w:rFonts w:ascii="Courier New" w:hAnsi="Courier New" w:cs="Courier New"/>
-          <w:sz w:val="20"/>
-          <w:szCs w:val="20"/>
-        </w:rPr>
-      </w:pPr>
-      <w:r>
-        <w:rPr>
-          <w:rFonts w:ascii="Courier New" w:hAnsi="Courier New" w:cs="Courier New"/>
-          <w:sz w:val="20"/>
-          <w:szCs w:val="20"/>
+      <w:r>
+        <w:rPr>
           <w:lang w:val="en-GB"/>
         </w:rPr>
         <w:t xml:space="preserve">    </w:t>
       </w:r>
       <w:r>
-        <w:rPr>
-          <w:rFonts w:ascii="Courier New" w:hAnsi="Courier New" w:cs="Courier New"/>
-          <w:sz w:val="20"/>
-          <w:szCs w:val="20"/>
-        </w:rPr>
         <w:t xml:space="preserve">nombre </w:t>
       </w:r>
       <w:proofErr w:type="gramStart"/>
       <w:r>
-        <w:rPr>
-          <w:rFonts w:ascii="Courier New" w:hAnsi="Courier New" w:cs="Courier New"/>
-          <w:sz w:val="20"/>
-          <w:szCs w:val="20"/>
-        </w:rPr>
         <w:t>VARCHAR(</w:t>
       </w:r>
       <w:proofErr w:type="gramEnd"/>
       <w:r>
-        <w:rPr>
-          <w:rFonts w:ascii="Courier New" w:hAnsi="Courier New" w:cs="Courier New"/>
-          <w:sz w:val="20"/>
-          <w:szCs w:val="20"/>
-        </w:rPr>
         <w:t>50) NOT NULL,</w:t>
       </w:r>
     </w:p>
     <w:p>
-      <w:pPr>
-        <w:shd w:val="clear" w:color="auto" w:fill="C1E4F5" w:themeFill="accent1" w:themeFillTint="33"/>
-        <w:rPr>
-          <w:rFonts w:ascii="Courier New" w:hAnsi="Courier New" w:cs="Courier New"/>
-          <w:sz w:val="20"/>
-          <w:szCs w:val="20"/>
-        </w:rPr>
-      </w:pPr>
-      <w:r>
-        <w:rPr>
-          <w:rFonts w:ascii="Courier New" w:hAnsi="Courier New" w:cs="Courier New"/>
-          <w:sz w:val="20"/>
-          <w:szCs w:val="20"/>
-        </w:rPr>
+      <w:r>
         <w:t xml:space="preserve">    apellidos </w:t>
       </w:r>
       <w:proofErr w:type="gramStart"/>
       <w:r>
-        <w:rPr>
-          <w:rFonts w:ascii="Courier New" w:hAnsi="Courier New" w:cs="Courier New"/>
-          <w:sz w:val="20"/>
-          <w:szCs w:val="20"/>
-        </w:rPr>
         <w:t>VARCHAR(</w:t>
       </w:r>
       <w:proofErr w:type="gramEnd"/>
       <w:r>
-        <w:rPr>
-          <w:rFonts w:ascii="Courier New" w:hAnsi="Courier New" w:cs="Courier New"/>
-          <w:sz w:val="20"/>
-          <w:szCs w:val="20"/>
-        </w:rPr>
         <w:t>50) NOT NULL,</w:t>
       </w:r>
     </w:p>
     <w:p>
-      <w:pPr>
-        <w:shd w:val="clear" w:color="auto" w:fill="C1E4F5" w:themeFill="accent1" w:themeFillTint="33"/>
-        <w:rPr>
-          <w:rFonts w:ascii="Courier New" w:hAnsi="Courier New" w:cs="Courier New"/>
-          <w:sz w:val="20"/>
-          <w:szCs w:val="20"/>
-        </w:rPr>
-      </w:pPr>
-      <w:r>
-        <w:rPr>
-          <w:rFonts w:ascii="Courier New" w:hAnsi="Courier New" w:cs="Courier New"/>
-          <w:sz w:val="20"/>
-          <w:szCs w:val="20"/>
-        </w:rPr>
+      <w:r>
         <w:t xml:space="preserve">    ciudad </w:t>
       </w:r>
       <w:proofErr w:type="gramStart"/>
       <w:r>
-        <w:rPr>
-          <w:rFonts w:ascii="Courier New" w:hAnsi="Courier New" w:cs="Courier New"/>
-          <w:sz w:val="20"/>
-          <w:szCs w:val="20"/>
-        </w:rPr>
         <w:t>VARCHAR(</w:t>
       </w:r>
       <w:proofErr w:type="gramEnd"/>
       <w:r>
-        <w:rPr>
-          <w:rFonts w:ascii="Courier New" w:hAnsi="Courier New" w:cs="Courier New"/>
-          <w:sz w:val="20"/>
-          <w:szCs w:val="20"/>
-        </w:rPr>
         <w:t>50),</w:t>
       </w:r>
     </w:p>
     <w:p>
-      <w:pPr>
-        <w:shd w:val="clear" w:color="auto" w:fill="C1E4F5" w:themeFill="accent1" w:themeFillTint="33"/>
-        <w:rPr>
-          <w:rFonts w:ascii="Courier New" w:hAnsi="Courier New" w:cs="Courier New"/>
-          <w:sz w:val="20"/>
-          <w:szCs w:val="20"/>
-        </w:rPr>
-      </w:pPr>
-      <w:r>
-        <w:rPr>
-          <w:rFonts w:ascii="Courier New" w:hAnsi="Courier New" w:cs="Courier New"/>
-          <w:sz w:val="20"/>
-          <w:szCs w:val="20"/>
-        </w:rPr>
+      <w:r>
         <w:t xml:space="preserve">    </w:t>
       </w:r>
       <w:proofErr w:type="spellStart"/>
       <w:r>
-        <w:rPr>
-          <w:rFonts w:ascii="Courier New" w:hAnsi="Courier New" w:cs="Courier New"/>
-          <w:sz w:val="20"/>
-          <w:szCs w:val="20"/>
-        </w:rPr>
         <w:t>direccion</w:t>
       </w:r>
       <w:proofErr w:type="spellEnd"/>
       <w:r>
-        <w:rPr>
-          <w:rFonts w:ascii="Courier New" w:hAnsi="Courier New" w:cs="Courier New"/>
-          <w:sz w:val="20"/>
-          <w:szCs w:val="20"/>
-        </w:rPr>
         <w:t xml:space="preserve"> </w:t>
       </w:r>
       <w:proofErr w:type="gramStart"/>
       <w:r>
-        <w:rPr>
-          <w:rFonts w:ascii="Courier New" w:hAnsi="Courier New" w:cs="Courier New"/>
-          <w:sz w:val="20"/>
-          <w:szCs w:val="20"/>
-        </w:rPr>
         <w:t>VARCHAR(</w:t>
       </w:r>
       <w:proofErr w:type="gramEnd"/>
       <w:r>
-        <w:rPr>
-          <w:rFonts w:ascii="Courier New" w:hAnsi="Courier New" w:cs="Courier New"/>
-          <w:sz w:val="20"/>
-          <w:szCs w:val="20"/>
-        </w:rPr>
         <w:t>100)</w:t>
       </w:r>
     </w:p>
     <w:p>
-      <w:pPr>
-        <w:shd w:val="clear" w:color="auto" w:fill="C1E4F5" w:themeFill="accent1" w:themeFillTint="33"/>
-        <w:rPr>
-          <w:rFonts w:ascii="Courier New" w:hAnsi="Courier New" w:cs="Courier New"/>
-          <w:sz w:val="20"/>
-          <w:szCs w:val="20"/>
-        </w:rPr>
-      </w:pPr>
-      <w:r>
-        <w:rPr>
-          <w:rFonts w:ascii="Courier New" w:hAnsi="Courier New" w:cs="Courier New"/>
-          <w:sz w:val="20"/>
-          <w:szCs w:val="20"/>
-        </w:rPr>
+      <w:r>
+        <w:lastRenderedPageBreak/>
         <w:t>);</w:t>
       </w:r>
     </w:p>
@@ -530,7 +391,6 @@
     </w:p>
     <w:p>
       <w:pPr>
-        <w:shd w:val="clear" w:color="auto" w:fill="C1E4F5" w:themeFill="accent1" w:themeFillTint="33"/>
         <w:rPr>
           <w:lang w:val="en-GB"/>
         </w:rPr>
@@ -568,7 +428,6 @@
     </w:p>
     <w:p>
       <w:pPr>
-        <w:shd w:val="clear" w:color="auto" w:fill="C1E4F5" w:themeFill="accent1" w:themeFillTint="33"/>
         <w:rPr>
           <w:lang w:val="en-GB"/>
         </w:rPr>
@@ -606,18 +465,16 @@
     </w:p>
     <w:p>
       <w:pPr>
-        <w:shd w:val="clear" w:color="auto" w:fill="C1E4F5" w:themeFill="accent1" w:themeFillTint="33"/>
-        <w:rPr>
-          <w:lang w:val="en-GB"/>
-        </w:rPr>
-      </w:pPr>
-      <w:proofErr w:type="spellStart"/>
-      <w:proofErr w:type="gramStart"/>
-      <w:r>
-        <w:rPr>
-          <w:lang w:val="en-GB"/>
-        </w:rPr>
-        <w:lastRenderedPageBreak/>
+        <w:rPr>
+          <w:lang w:val="en-GB"/>
+        </w:rPr>
+      </w:pPr>
+      <w:proofErr w:type="spellStart"/>
+      <w:proofErr w:type="gramStart"/>
+      <w:r>
+        <w:rPr>
+          <w:lang w:val="en-GB"/>
+        </w:rPr>
         <w:t>spring.datasource</w:t>
       </w:r>
       <w:proofErr w:type="gramEnd"/>
@@ -645,7 +502,6 @@
     </w:p>
     <w:p>
       <w:pPr>
-        <w:shd w:val="clear" w:color="auto" w:fill="C1E4F5" w:themeFill="accent1" w:themeFillTint="33"/>
         <w:rPr>
           <w:lang w:val="en-GB"/>
         </w:rPr>
@@ -667,7 +523,6 @@
     </w:p>
     <w:p>
       <w:pPr>
-        <w:shd w:val="clear" w:color="auto" w:fill="C1E4F5" w:themeFill="accent1" w:themeFillTint="33"/>
         <w:rPr>
           <w:lang w:val="en-GB"/>
         </w:rPr>
@@ -697,7 +552,6 @@
     </w:p>
     <w:p>
       <w:pPr>
-        <w:shd w:val="clear" w:color="auto" w:fill="C1E4F5" w:themeFill="accent1" w:themeFillTint="33"/>
         <w:rPr>
           <w:lang w:val="en-GB"/>
         </w:rPr>
@@ -759,7 +613,6 @@
           <w:ilvl w:val="0"/>
           <w:numId w:val="1"/>
         </w:numPr>
-        <w:shd w:val="clear" w:color="auto" w:fill="C1E4F5" w:themeFill="accent1" w:themeFillTint="33"/>
       </w:pPr>
       <w:r>
         <w:rPr>
@@ -790,7 +643,6 @@
     </w:p>
     <w:p>
       <w:pPr>
-        <w:shd w:val="clear" w:color="auto" w:fill="C1E4F5" w:themeFill="accent1" w:themeFillTint="33"/>
         <w:rPr>
           <w:lang w:val="en-GB"/>
         </w:rPr>
@@ -840,15 +692,13 @@
     </w:p>
     <w:p>
       <w:pPr>
-        <w:shd w:val="clear" w:color="auto" w:fill="C1E4F5" w:themeFill="accent1" w:themeFillTint="33"/>
-        <w:rPr>
-          <w:lang w:val="en-GB"/>
-        </w:rPr>
-      </w:pPr>
-    </w:p>
-    <w:p>
-      <w:pPr>
-        <w:shd w:val="clear" w:color="auto" w:fill="C1E4F5" w:themeFill="accent1" w:themeFillTint="33"/>
+        <w:rPr>
+          <w:lang w:val="en-GB"/>
+        </w:rPr>
+      </w:pPr>
+    </w:p>
+    <w:p>
+      <w:pPr>
         <w:rPr>
           <w:lang w:val="en-GB"/>
         </w:rPr>
@@ -892,7 +742,6 @@
     </w:p>
     <w:p>
       <w:pPr>
-        <w:shd w:val="clear" w:color="auto" w:fill="C1E4F5" w:themeFill="accent1" w:themeFillTint="33"/>
         <w:rPr>
           <w:lang w:val="en-GB"/>
         </w:rPr>
@@ -936,7 +785,6 @@
     </w:p>
     <w:p>
       <w:pPr>
-        <w:shd w:val="clear" w:color="auto" w:fill="C1E4F5" w:themeFill="accent1" w:themeFillTint="33"/>
         <w:rPr>
           <w:lang w:val="en-GB"/>
         </w:rPr>
@@ -980,7 +828,6 @@
     </w:p>
     <w:p>
       <w:pPr>
-        <w:shd w:val="clear" w:color="auto" w:fill="C1E4F5" w:themeFill="accent1" w:themeFillTint="33"/>
         <w:rPr>
           <w:lang w:val="en-GB"/>
         </w:rPr>
@@ -1024,15 +871,13 @@
     </w:p>
     <w:p>
       <w:pPr>
-        <w:shd w:val="clear" w:color="auto" w:fill="C1E4F5" w:themeFill="accent1" w:themeFillTint="33"/>
-        <w:rPr>
-          <w:lang w:val="en-GB"/>
-        </w:rPr>
-      </w:pPr>
-    </w:p>
-    <w:p>
-      <w:pPr>
-        <w:shd w:val="clear" w:color="auto" w:fill="C1E4F5" w:themeFill="accent1" w:themeFillTint="33"/>
+        <w:rPr>
+          <w:lang w:val="en-GB"/>
+        </w:rPr>
+      </w:pPr>
+    </w:p>
+    <w:p>
+      <w:pPr>
         <w:rPr>
           <w:lang w:val="en-GB"/>
         </w:rPr>
@@ -1046,7 +891,6 @@
     </w:p>
     <w:p>
       <w:pPr>
-        <w:shd w:val="clear" w:color="auto" w:fill="C1E4F5" w:themeFill="accent1" w:themeFillTint="33"/>
         <w:rPr>
           <w:lang w:val="en-GB"/>
         </w:rPr>
@@ -1074,7 +918,6 @@
     </w:p>
     <w:p>
       <w:pPr>
-        <w:shd w:val="clear" w:color="auto" w:fill="C1E4F5" w:themeFill="accent1" w:themeFillTint="33"/>
         <w:rPr>
           <w:lang w:val="en-GB"/>
         </w:rPr>
@@ -1088,7 +931,6 @@
     </w:p>
     <w:p>
       <w:pPr>
-        <w:shd w:val="clear" w:color="auto" w:fill="C1E4F5" w:themeFill="accent1" w:themeFillTint="33"/>
         <w:rPr>
           <w:lang w:val="en-GB"/>
         </w:rPr>
@@ -1130,7 +972,6 @@
     </w:p>
     <w:p>
       <w:pPr>
-        <w:shd w:val="clear" w:color="auto" w:fill="C1E4F5" w:themeFill="accent1" w:themeFillTint="33"/>
         <w:rPr>
           <w:lang w:val="en-GB"/>
         </w:rPr>
@@ -1152,15 +993,13 @@
     </w:p>
     <w:p>
       <w:pPr>
-        <w:shd w:val="clear" w:color="auto" w:fill="C1E4F5" w:themeFill="accent1" w:themeFillTint="33"/>
-        <w:rPr>
-          <w:lang w:val="en-GB"/>
-        </w:rPr>
-      </w:pPr>
-    </w:p>
-    <w:p>
-      <w:pPr>
-        <w:shd w:val="clear" w:color="auto" w:fill="C1E4F5" w:themeFill="accent1" w:themeFillTint="33"/>
+        <w:rPr>
+          <w:lang w:val="en-GB"/>
+        </w:rPr>
+      </w:pPr>
+    </w:p>
+    <w:p>
+      <w:pPr>
         <w:rPr>
           <w:lang w:val="en-GB"/>
         </w:rPr>
@@ -1190,7 +1029,6 @@
     </w:p>
     <w:p>
       <w:pPr>
-        <w:shd w:val="clear" w:color="auto" w:fill="C1E4F5" w:themeFill="accent1" w:themeFillTint="33"/>
         <w:rPr>
           <w:lang w:val="en-GB"/>
         </w:rPr>
@@ -1220,7 +1058,6 @@
     </w:p>
     <w:p>
       <w:pPr>
-        <w:shd w:val="clear" w:color="auto" w:fill="C1E4F5" w:themeFill="accent1" w:themeFillTint="33"/>
         <w:rPr>
           <w:lang w:val="en-GB"/>
         </w:rPr>
@@ -1242,7 +1079,6 @@
     </w:p>
     <w:p>
       <w:pPr>
-        <w:shd w:val="clear" w:color="auto" w:fill="C1E4F5" w:themeFill="accent1" w:themeFillTint="33"/>
         <w:rPr>
           <w:lang w:val="en-GB"/>
         </w:rPr>
@@ -1272,29 +1108,27 @@
     </w:p>
     <w:p>
       <w:pPr>
-        <w:shd w:val="clear" w:color="auto" w:fill="C1E4F5" w:themeFill="accent1" w:themeFillTint="33"/>
-        <w:rPr>
-          <w:lang w:val="en-GB"/>
-        </w:rPr>
-      </w:pPr>
-    </w:p>
-    <w:p>
-      <w:pPr>
-        <w:shd w:val="clear" w:color="auto" w:fill="C1E4F5" w:themeFill="accent1" w:themeFillTint="33"/>
-        <w:rPr>
-          <w:lang w:val="en-GB"/>
-        </w:rPr>
-      </w:pPr>
-      <w:r>
-        <w:rPr>
-          <w:lang w:val="en-GB"/>
-        </w:rPr>
+        <w:rPr>
+          <w:lang w:val="en-GB"/>
+        </w:rPr>
+      </w:pPr>
+    </w:p>
+    <w:p>
+      <w:pPr>
+        <w:rPr>
+          <w:lang w:val="en-GB"/>
+        </w:rPr>
+      </w:pPr>
+      <w:r>
+        <w:rPr>
+          <w:lang w:val="en-GB"/>
+        </w:rPr>
+        <w:lastRenderedPageBreak/>
         <w:t xml:space="preserve">    // Getters y Setters</w:t>
       </w:r>
     </w:p>
     <w:p>
       <w:pPr>
-        <w:shd w:val="clear" w:color="auto" w:fill="C1E4F5" w:themeFill="accent1" w:themeFillTint="33"/>
         <w:rPr>
           <w:lang w:val="en-GB"/>
         </w:rPr>
@@ -1330,7 +1164,6 @@
     </w:p>
     <w:p>
       <w:pPr>
-        <w:shd w:val="clear" w:color="auto" w:fill="C1E4F5" w:themeFill="accent1" w:themeFillTint="33"/>
         <w:rPr>
           <w:lang w:val="en-GB"/>
         </w:rPr>
@@ -1352,7 +1185,6 @@
     </w:p>
     <w:p>
       <w:pPr>
-        <w:shd w:val="clear" w:color="auto" w:fill="C1E4F5" w:themeFill="accent1" w:themeFillTint="33"/>
         <w:rPr>
           <w:lang w:val="en-GB"/>
         </w:rPr>
@@ -1366,15 +1198,13 @@
     </w:p>
     <w:p>
       <w:pPr>
-        <w:shd w:val="clear" w:color="auto" w:fill="C1E4F5" w:themeFill="accent1" w:themeFillTint="33"/>
-        <w:rPr>
-          <w:lang w:val="en-GB"/>
-        </w:rPr>
-      </w:pPr>
-    </w:p>
-    <w:p>
-      <w:pPr>
-        <w:shd w:val="clear" w:color="auto" w:fill="C1E4F5" w:themeFill="accent1" w:themeFillTint="33"/>
+        <w:rPr>
+          <w:lang w:val="en-GB"/>
+        </w:rPr>
+      </w:pPr>
+    </w:p>
+    <w:p>
+      <w:pPr>
         <w:rPr>
           <w:lang w:val="en-GB"/>
         </w:rPr>
@@ -1410,7 +1240,6 @@
     </w:p>
     <w:p>
       <w:pPr>
-        <w:shd w:val="clear" w:color="auto" w:fill="C1E4F5" w:themeFill="accent1" w:themeFillTint="33"/>
         <w:rPr>
           <w:lang w:val="en-GB"/>
         </w:rPr>
@@ -1432,7 +1261,6 @@
     </w:p>
     <w:p>
       <w:pPr>
-        <w:shd w:val="clear" w:color="auto" w:fill="C1E4F5" w:themeFill="accent1" w:themeFillTint="33"/>
         <w:rPr>
           <w:lang w:val="en-GB"/>
         </w:rPr>
@@ -1446,15 +1274,13 @@
     </w:p>
     <w:p>
       <w:pPr>
-        <w:shd w:val="clear" w:color="auto" w:fill="C1E4F5" w:themeFill="accent1" w:themeFillTint="33"/>
-        <w:rPr>
-          <w:lang w:val="en-GB"/>
-        </w:rPr>
-      </w:pPr>
-    </w:p>
-    <w:p>
-      <w:pPr>
-        <w:shd w:val="clear" w:color="auto" w:fill="C1E4F5" w:themeFill="accent1" w:themeFillTint="33"/>
+        <w:rPr>
+          <w:lang w:val="en-GB"/>
+        </w:rPr>
+      </w:pPr>
+    </w:p>
+    <w:p>
+      <w:pPr>
         <w:rPr>
           <w:lang w:val="en-GB"/>
         </w:rPr>
@@ -1490,7 +1316,6 @@
     </w:p>
     <w:p>
       <w:pPr>
-        <w:shd w:val="clear" w:color="auto" w:fill="C1E4F5" w:themeFill="accent1" w:themeFillTint="33"/>
         <w:rPr>
           <w:lang w:val="en-GB"/>
         </w:rPr>
@@ -1520,7 +1345,6 @@
     </w:p>
     <w:p>
       <w:pPr>
-        <w:shd w:val="clear" w:color="auto" w:fill="C1E4F5" w:themeFill="accent1" w:themeFillTint="33"/>
         <w:rPr>
           <w:lang w:val="en-GB"/>
         </w:rPr>
@@ -1534,15 +1358,13 @@
     </w:p>
     <w:p>
       <w:pPr>
-        <w:shd w:val="clear" w:color="auto" w:fill="C1E4F5" w:themeFill="accent1" w:themeFillTint="33"/>
-        <w:rPr>
-          <w:lang w:val="en-GB"/>
-        </w:rPr>
-      </w:pPr>
-    </w:p>
-    <w:p>
-      <w:pPr>
-        <w:shd w:val="clear" w:color="auto" w:fill="C1E4F5" w:themeFill="accent1" w:themeFillTint="33"/>
+        <w:rPr>
+          <w:lang w:val="en-GB"/>
+        </w:rPr>
+      </w:pPr>
+    </w:p>
+    <w:p>
+      <w:pPr>
         <w:rPr>
           <w:lang w:val="en-GB"/>
         </w:rPr>
@@ -1591,9 +1413,6 @@
       </w:r>
     </w:p>
     <w:p>
-      <w:pPr>
-        <w:shd w:val="clear" w:color="auto" w:fill="C1E4F5" w:themeFill="accent1" w:themeFillTint="33"/>
-      </w:pPr>
       <w:r>
         <w:rPr>
           <w:lang w:val="en-GB"/>
@@ -1612,22 +1431,12 @@
       </w:r>
     </w:p>
     <w:p>
-      <w:pPr>
-        <w:shd w:val="clear" w:color="auto" w:fill="C1E4F5" w:themeFill="accent1" w:themeFillTint="33"/>
-      </w:pPr>
       <w:r>
         <w:t xml:space="preserve">    }</w:t>
       </w:r>
     </w:p>
-    <w:p>
-      <w:pPr>
-        <w:shd w:val="clear" w:color="auto" w:fill="C1E4F5" w:themeFill="accent1" w:themeFillTint="33"/>
-      </w:pPr>
-    </w:p>
-    <w:p>
-      <w:pPr>
-        <w:shd w:val="clear" w:color="auto" w:fill="C1E4F5" w:themeFill="accent1" w:themeFillTint="33"/>
-      </w:pPr>
+    <w:p/>
+    <w:p>
       <w:r>
         <w:t xml:space="preserve">    </w:t>
       </w:r>
@@ -1654,9 +1463,6 @@
       </w:r>
     </w:p>
     <w:p>
-      <w:pPr>
-        <w:shd w:val="clear" w:color="auto" w:fill="C1E4F5" w:themeFill="accent1" w:themeFillTint="33"/>
-      </w:pPr>
       <w:r>
         <w:t xml:space="preserve">        </w:t>
       </w:r>
@@ -1670,22 +1476,12 @@
       </w:r>
     </w:p>
     <w:p>
-      <w:pPr>
-        <w:shd w:val="clear" w:color="auto" w:fill="C1E4F5" w:themeFill="accent1" w:themeFillTint="33"/>
-      </w:pPr>
       <w:r>
         <w:t xml:space="preserve">    }</w:t>
       </w:r>
     </w:p>
-    <w:p>
-      <w:pPr>
-        <w:shd w:val="clear" w:color="auto" w:fill="C1E4F5" w:themeFill="accent1" w:themeFillTint="33"/>
-      </w:pPr>
-    </w:p>
-    <w:p>
-      <w:pPr>
-        <w:shd w:val="clear" w:color="auto" w:fill="C1E4F5" w:themeFill="accent1" w:themeFillTint="33"/>
-      </w:pPr>
+    <w:p/>
+    <w:p>
       <w:r>
         <w:t xml:space="preserve">    </w:t>
       </w:r>
@@ -1720,9 +1516,6 @@
       </w:r>
     </w:p>
     <w:p>
-      <w:pPr>
-        <w:shd w:val="clear" w:color="auto" w:fill="C1E4F5" w:themeFill="accent1" w:themeFillTint="33"/>
-      </w:pPr>
       <w:r>
         <w:t xml:space="preserve">        </w:t>
       </w:r>
@@ -1738,22 +1531,12 @@
       </w:r>
     </w:p>
     <w:p>
-      <w:pPr>
-        <w:shd w:val="clear" w:color="auto" w:fill="C1E4F5" w:themeFill="accent1" w:themeFillTint="33"/>
-      </w:pPr>
       <w:r>
         <w:t xml:space="preserve">    }</w:t>
       </w:r>
     </w:p>
-    <w:p>
-      <w:pPr>
-        <w:shd w:val="clear" w:color="auto" w:fill="C1E4F5" w:themeFill="accent1" w:themeFillTint="33"/>
-      </w:pPr>
-    </w:p>
-    <w:p>
-      <w:pPr>
-        <w:shd w:val="clear" w:color="auto" w:fill="C1E4F5" w:themeFill="accent1" w:themeFillTint="33"/>
-      </w:pPr>
+    <w:p/>
+    <w:p>
       <w:r>
         <w:t xml:space="preserve">    </w:t>
       </w:r>
@@ -1780,9 +1563,6 @@
       </w:r>
     </w:p>
     <w:p>
-      <w:pPr>
-        <w:shd w:val="clear" w:color="auto" w:fill="C1E4F5" w:themeFill="accent1" w:themeFillTint="33"/>
-      </w:pPr>
       <w:r>
         <w:t xml:space="preserve">        </w:t>
       </w:r>
@@ -1796,22 +1576,12 @@
       </w:r>
     </w:p>
     <w:p>
-      <w:pPr>
-        <w:shd w:val="clear" w:color="auto" w:fill="C1E4F5" w:themeFill="accent1" w:themeFillTint="33"/>
-      </w:pPr>
       <w:r>
         <w:t xml:space="preserve">    }</w:t>
       </w:r>
     </w:p>
-    <w:p>
-      <w:pPr>
-        <w:shd w:val="clear" w:color="auto" w:fill="C1E4F5" w:themeFill="accent1" w:themeFillTint="33"/>
-      </w:pPr>
-    </w:p>
-    <w:p>
-      <w:pPr>
-        <w:shd w:val="clear" w:color="auto" w:fill="C1E4F5" w:themeFill="accent1" w:themeFillTint="33"/>
-      </w:pPr>
+    <w:p/>
+    <w:p>
       <w:r>
         <w:t xml:space="preserve">    </w:t>
       </w:r>
@@ -1846,9 +1616,6 @@
       </w:r>
     </w:p>
     <w:p>
-      <w:pPr>
-        <w:shd w:val="clear" w:color="auto" w:fill="C1E4F5" w:themeFill="accent1" w:themeFillTint="33"/>
-      </w:pPr>
       <w:r>
         <w:t xml:space="preserve">        </w:t>
       </w:r>
@@ -1865,7 +1632,6 @@
     </w:p>
     <w:p>
       <w:pPr>
-        <w:shd w:val="clear" w:color="auto" w:fill="C1E4F5" w:themeFill="accent1" w:themeFillTint="33"/>
         <w:rPr>
           <w:lang w:val="en-GB"/>
         </w:rPr>
@@ -1882,15 +1648,13 @@
     </w:p>
     <w:p>
       <w:pPr>
-        <w:shd w:val="clear" w:color="auto" w:fill="C1E4F5" w:themeFill="accent1" w:themeFillTint="33"/>
-        <w:rPr>
-          <w:lang w:val="en-GB"/>
-        </w:rPr>
-      </w:pPr>
-    </w:p>
-    <w:p>
-      <w:pPr>
-        <w:shd w:val="clear" w:color="auto" w:fill="C1E4F5" w:themeFill="accent1" w:themeFillTint="33"/>
+        <w:rPr>
+          <w:lang w:val="en-GB"/>
+        </w:rPr>
+      </w:pPr>
+    </w:p>
+    <w:p>
+      <w:pPr>
         <w:rPr>
           <w:lang w:val="en-GB"/>
         </w:rPr>
@@ -1926,7 +1690,6 @@
     </w:p>
     <w:p>
       <w:pPr>
-        <w:shd w:val="clear" w:color="auto" w:fill="C1E4F5" w:themeFill="accent1" w:themeFillTint="33"/>
         <w:rPr>
           <w:lang w:val="en-GB"/>
         </w:rPr>
@@ -1956,7 +1719,6 @@
     </w:p>
     <w:p>
       <w:pPr>
-        <w:shd w:val="clear" w:color="auto" w:fill="C1E4F5" w:themeFill="accent1" w:themeFillTint="33"/>
         <w:rPr>
           <w:lang w:val="en-GB"/>
         </w:rPr>
@@ -1970,15 +1732,13 @@
     </w:p>
     <w:p>
       <w:pPr>
-        <w:shd w:val="clear" w:color="auto" w:fill="C1E4F5" w:themeFill="accent1" w:themeFillTint="33"/>
-        <w:rPr>
-          <w:lang w:val="en-GB"/>
-        </w:rPr>
-      </w:pPr>
-    </w:p>
-    <w:p>
-      <w:pPr>
-        <w:shd w:val="clear" w:color="auto" w:fill="C1E4F5" w:themeFill="accent1" w:themeFillTint="33"/>
+        <w:rPr>
+          <w:lang w:val="en-GB"/>
+        </w:rPr>
+      </w:pPr>
+    </w:p>
+    <w:p>
+      <w:pPr>
         <w:rPr>
           <w:lang w:val="en-GB"/>
         </w:rPr>
@@ -2027,9 +1787,6 @@
       </w:r>
     </w:p>
     <w:p>
-      <w:pPr>
-        <w:shd w:val="clear" w:color="auto" w:fill="C1E4F5" w:themeFill="accent1" w:themeFillTint="33"/>
-      </w:pPr>
       <w:r>
         <w:rPr>
           <w:lang w:val="en-GB"/>
@@ -2056,17 +1813,11 @@
       </w:r>
     </w:p>
     <w:p>
-      <w:pPr>
-        <w:shd w:val="clear" w:color="auto" w:fill="C1E4F5" w:themeFill="accent1" w:themeFillTint="33"/>
-      </w:pPr>
       <w:r>
         <w:t xml:space="preserve">    }</w:t>
       </w:r>
     </w:p>
     <w:p>
-      <w:pPr>
-        <w:shd w:val="clear" w:color="auto" w:fill="C1E4F5" w:themeFill="accent1" w:themeFillTint="33"/>
-      </w:pPr>
       <w:r>
         <w:t>}</w:t>
       </w:r>
@@ -2077,12 +1828,6 @@
           <w:ilvl w:val="0"/>
           <w:numId w:val="1"/>
         </w:numPr>
-        <w:shd w:val="clear" w:color="auto" w:fill="C1E4F5" w:themeFill="accent1" w:themeFillTint="33"/>
-        <w:rPr>
-          <w:rFonts w:ascii="Courier New" w:hAnsi="Courier New" w:cs="Courier New"/>
-          <w:sz w:val="20"/>
-          <w:szCs w:val="20"/>
-        </w:rPr>
       </w:pPr>
       <w:r>
         <w:rPr>
@@ -2105,56 +1850,29 @@
       </w:r>
       <w:proofErr w:type="spellStart"/>
       <w:r>
-        <w:rPr>
-          <w:rFonts w:ascii="Courier New" w:hAnsi="Courier New" w:cs="Courier New"/>
-          <w:sz w:val="20"/>
-          <w:szCs w:val="20"/>
-        </w:rPr>
         <w:t>com.</w:t>
       </w:r>
       <w:proofErr w:type="gramStart"/>
       <w:r>
-        <w:rPr>
-          <w:rFonts w:ascii="Courier New" w:hAnsi="Courier New" w:cs="Courier New"/>
-          <w:sz w:val="20"/>
-          <w:szCs w:val="20"/>
-        </w:rPr>
         <w:t>example.demo</w:t>
       </w:r>
       <w:proofErr w:type="gramEnd"/>
       <w:r>
-        <w:rPr>
-          <w:rFonts w:ascii="Courier New" w:hAnsi="Courier New" w:cs="Courier New"/>
-          <w:sz w:val="20"/>
-          <w:szCs w:val="20"/>
-        </w:rPr>
         <w:t>.repository</w:t>
       </w:r>
       <w:proofErr w:type="spellEnd"/>
       <w:r>
-        <w:rPr>
-          <w:rFonts w:ascii="Courier New" w:hAnsi="Courier New" w:cs="Courier New"/>
-          <w:sz w:val="20"/>
-          <w:szCs w:val="20"/>
-        </w:rPr>
         <w:t>:</w:t>
       </w:r>
     </w:p>
     <w:p>
       <w:pPr>
-        <w:shd w:val="clear" w:color="auto" w:fill="C1E4F5" w:themeFill="accent1" w:themeFillTint="33"/>
-        <w:rPr>
-          <w:rFonts w:ascii="Courier New" w:hAnsi="Courier New" w:cs="Courier New"/>
-          <w:sz w:val="20"/>
-          <w:szCs w:val="20"/>
-          <w:lang w:val="en-GB"/>
-        </w:rPr>
-      </w:pPr>
-      <w:r>
-        <w:rPr>
-          <w:rFonts w:ascii="Courier New" w:hAnsi="Courier New" w:cs="Courier New"/>
-          <w:sz w:val="20"/>
-          <w:szCs w:val="20"/>
+        <w:rPr>
+          <w:lang w:val="en-GB"/>
+        </w:rPr>
+      </w:pPr>
+      <w:r>
+        <w:rPr>
           <w:lang w:val="en-GB"/>
         </w:rPr>
         <w:t xml:space="preserve">package </w:t>
@@ -2162,9 +1880,6 @@
       <w:proofErr w:type="spellStart"/>
       <w:r>
         <w:rPr>
-          <w:rFonts w:ascii="Courier New" w:hAnsi="Courier New" w:cs="Courier New"/>
-          <w:sz w:val="20"/>
-          <w:szCs w:val="20"/>
           <w:lang w:val="en-GB"/>
         </w:rPr>
         <w:t>com.</w:t>
@@ -2172,9 +1887,6 @@
       <w:proofErr w:type="gramStart"/>
       <w:r>
         <w:rPr>
-          <w:rFonts w:ascii="Courier New" w:hAnsi="Courier New" w:cs="Courier New"/>
-          <w:sz w:val="20"/>
-          <w:szCs w:val="20"/>
           <w:lang w:val="en-GB"/>
         </w:rPr>
         <w:t>example.demo</w:t>
@@ -2182,9 +1894,6 @@
       <w:proofErr w:type="gramEnd"/>
       <w:r>
         <w:rPr>
-          <w:rFonts w:ascii="Courier New" w:hAnsi="Courier New" w:cs="Courier New"/>
-          <w:sz w:val="20"/>
-          <w:szCs w:val="20"/>
           <w:lang w:val="en-GB"/>
         </w:rPr>
         <w:t>.</w:t>
@@ -2192,9 +1901,6 @@
       <w:proofErr w:type="gramStart"/>
       <w:r>
         <w:rPr>
-          <w:rFonts w:ascii="Courier New" w:hAnsi="Courier New" w:cs="Courier New"/>
-          <w:sz w:val="20"/>
-          <w:szCs w:val="20"/>
           <w:lang w:val="en-GB"/>
         </w:rPr>
         <w:t>repository</w:t>
@@ -2202,9 +1908,6 @@
       <w:proofErr w:type="spellEnd"/>
       <w:r>
         <w:rPr>
-          <w:rFonts w:ascii="Courier New" w:hAnsi="Courier New" w:cs="Courier New"/>
-          <w:sz w:val="20"/>
-          <w:szCs w:val="20"/>
           <w:lang w:val="en-GB"/>
         </w:rPr>
         <w:t>;</w:t>
@@ -2213,230 +1916,118 @@
     </w:p>
     <w:p>
       <w:pPr>
-        <w:shd w:val="clear" w:color="auto" w:fill="C1E4F5" w:themeFill="accent1" w:themeFillTint="33"/>
-        <w:rPr>
-          <w:rFonts w:ascii="Courier New" w:hAnsi="Courier New" w:cs="Courier New"/>
-          <w:sz w:val="20"/>
-          <w:szCs w:val="20"/>
-          <w:lang w:val="en-GB"/>
-        </w:rPr>
-      </w:pPr>
-    </w:p>
-    <w:p>
-      <w:pPr>
-        <w:shd w:val="clear" w:color="auto" w:fill="C1E4F5" w:themeFill="accent1" w:themeFillTint="33"/>
-        <w:rPr>
-          <w:rFonts w:ascii="Courier New" w:hAnsi="Courier New" w:cs="Courier New"/>
-          <w:sz w:val="20"/>
-          <w:szCs w:val="20"/>
-          <w:lang w:val="en-GB"/>
-        </w:rPr>
-      </w:pPr>
-      <w:r>
-        <w:rPr>
-          <w:rFonts w:ascii="Courier New" w:hAnsi="Courier New" w:cs="Courier New"/>
-          <w:sz w:val="20"/>
-          <w:szCs w:val="20"/>
-          <w:lang w:val="en-GB"/>
-        </w:rPr>
-        <w:t>import com.example.demo.model.Alumno;</w:t>
-      </w:r>
-    </w:p>
-    <w:p>
-      <w:pPr>
-        <w:shd w:val="clear" w:color="auto" w:fill="C1E4F5" w:themeFill="accent1" w:themeFillTint="33"/>
-        <w:rPr>
-          <w:rFonts w:ascii="Courier New" w:hAnsi="Courier New" w:cs="Courier New"/>
-          <w:sz w:val="20"/>
-          <w:szCs w:val="20"/>
-          <w:lang w:val="en-GB"/>
-        </w:rPr>
-      </w:pPr>
-      <w:r>
-        <w:rPr>
-          <w:rFonts w:ascii="Courier New" w:hAnsi="Courier New" w:cs="Courier New"/>
-          <w:sz w:val="20"/>
-          <w:szCs w:val="20"/>
-          <w:lang w:val="en-GB"/>
-        </w:rPr>
-        <w:t xml:space="preserve">import </w:t>
-      </w:r>
-      <w:proofErr w:type="gramStart"/>
-      <w:r>
-        <w:rPr>
-          <w:rFonts w:ascii="Courier New" w:hAnsi="Courier New" w:cs="Courier New"/>
-          <w:sz w:val="20"/>
-          <w:szCs w:val="20"/>
-          <w:lang w:val="en-GB"/>
-        </w:rPr>
+        <w:rPr>
+          <w:lang w:val="en-GB"/>
+        </w:rPr>
+      </w:pPr>
+    </w:p>
+    <w:p>
+      <w:proofErr w:type="spellStart"/>
+      <w:r>
+        <w:t>import</w:t>
+      </w:r>
+      <w:proofErr w:type="spellEnd"/>
+      <w:r>
+        <w:t xml:space="preserve"> </w:t>
+      </w:r>
+      <w:proofErr w:type="spellStart"/>
+      <w:r>
+        <w:t>com.</w:t>
+      </w:r>
+      <w:proofErr w:type="gramStart"/>
+      <w:r>
+        <w:t>example.demo</w:t>
+      </w:r>
+      <w:proofErr w:type="gramEnd"/>
+      <w:r>
+        <w:t>.</w:t>
+      </w:r>
+      <w:proofErr w:type="gramStart"/>
+      <w:r>
+        <w:t>model.Alumno</w:t>
+      </w:r>
+      <w:proofErr w:type="spellEnd"/>
+      <w:proofErr w:type="gramEnd"/>
+      <w:r>
+        <w:t>;</w:t>
+      </w:r>
+    </w:p>
+    <w:p>
+      <w:proofErr w:type="spellStart"/>
+      <w:r>
+        <w:t>import</w:t>
+      </w:r>
+      <w:proofErr w:type="spellEnd"/>
+      <w:r>
+        <w:t xml:space="preserve"> </w:t>
+      </w:r>
+      <w:proofErr w:type="spellStart"/>
+      <w:proofErr w:type="gramStart"/>
+      <w:r>
         <w:t>org.springframework.data.jpa.repository</w:t>
       </w:r>
       <w:proofErr w:type="gramEnd"/>
       <w:r>
-        <w:rPr>
-          <w:rFonts w:ascii="Courier New" w:hAnsi="Courier New" w:cs="Courier New"/>
-          <w:sz w:val="20"/>
-          <w:szCs w:val="20"/>
-          <w:lang w:val="en-GB"/>
-        </w:rPr>
-        <w:t>.</w:t>
-      </w:r>
-      <w:proofErr w:type="gramStart"/>
-      <w:r>
-        <w:rPr>
-          <w:rFonts w:ascii="Courier New" w:hAnsi="Courier New" w:cs="Courier New"/>
-          <w:sz w:val="20"/>
-          <w:szCs w:val="20"/>
-          <w:lang w:val="en-GB"/>
-        </w:rPr>
-        <w:t>JpaRepository;</w:t>
-      </w:r>
-      <w:proofErr w:type="gramEnd"/>
-    </w:p>
-    <w:p>
-      <w:pPr>
-        <w:shd w:val="clear" w:color="auto" w:fill="C1E4F5" w:themeFill="accent1" w:themeFillTint="33"/>
-        <w:rPr>
-          <w:rFonts w:ascii="Courier New" w:hAnsi="Courier New" w:cs="Courier New"/>
-          <w:sz w:val="20"/>
-          <w:szCs w:val="20"/>
-          <w:lang w:val="en-GB"/>
-        </w:rPr>
-      </w:pPr>
-    </w:p>
-    <w:p>
-      <w:pPr>
-        <w:shd w:val="clear" w:color="auto" w:fill="C1E4F5" w:themeFill="accent1" w:themeFillTint="33"/>
-        <w:rPr>
-          <w:rFonts w:ascii="Courier New" w:hAnsi="Courier New" w:cs="Courier New"/>
-          <w:sz w:val="20"/>
-          <w:szCs w:val="20"/>
-        </w:rPr>
-      </w:pPr>
-      <w:proofErr w:type="spellStart"/>
-      <w:r>
-        <w:rPr>
-          <w:rFonts w:ascii="Courier New" w:hAnsi="Courier New" w:cs="Courier New"/>
-          <w:sz w:val="20"/>
-          <w:szCs w:val="20"/>
-        </w:rPr>
+        <w:t>.JpaRepository</w:t>
+      </w:r>
+      <w:proofErr w:type="spellEnd"/>
+      <w:r>
+        <w:t>;</w:t>
+      </w:r>
+    </w:p>
+    <w:p/>
+    <w:p>
+      <w:proofErr w:type="spellStart"/>
+      <w:r>
         <w:t>public</w:t>
       </w:r>
       <w:proofErr w:type="spellEnd"/>
       <w:r>
-        <w:rPr>
-          <w:rFonts w:ascii="Courier New" w:hAnsi="Courier New" w:cs="Courier New"/>
-          <w:sz w:val="20"/>
-          <w:szCs w:val="20"/>
-        </w:rPr>
         <w:t xml:space="preserve"> </w:t>
       </w:r>
       <w:proofErr w:type="gramStart"/>
       <w:r>
-        <w:rPr>
-          <w:rFonts w:ascii="Courier New" w:hAnsi="Courier New" w:cs="Courier New"/>
-          <w:sz w:val="20"/>
-          <w:szCs w:val="20"/>
-        </w:rPr>
         <w:t>interface</w:t>
       </w:r>
       <w:proofErr w:type="gramEnd"/>
       <w:r>
-        <w:rPr>
-          <w:rFonts w:ascii="Courier New" w:hAnsi="Courier New" w:cs="Courier New"/>
-          <w:sz w:val="20"/>
-          <w:szCs w:val="20"/>
-        </w:rPr>
         <w:t xml:space="preserve"> </w:t>
       </w:r>
       <w:proofErr w:type="spellStart"/>
       <w:r>
-        <w:rPr>
-          <w:rFonts w:ascii="Courier New" w:hAnsi="Courier New" w:cs="Courier New"/>
-          <w:sz w:val="20"/>
-          <w:szCs w:val="20"/>
-        </w:rPr>
         <w:t>AlumnoRepository</w:t>
       </w:r>
       <w:proofErr w:type="spellEnd"/>
       <w:r>
-        <w:rPr>
-          <w:rFonts w:ascii="Courier New" w:hAnsi="Courier New" w:cs="Courier New"/>
-          <w:sz w:val="20"/>
-          <w:szCs w:val="20"/>
-        </w:rPr>
         <w:t xml:space="preserve"> </w:t>
       </w:r>
       <w:proofErr w:type="spellStart"/>
       <w:r>
-        <w:rPr>
-          <w:rFonts w:ascii="Courier New" w:hAnsi="Courier New" w:cs="Courier New"/>
-          <w:sz w:val="20"/>
-          <w:szCs w:val="20"/>
-        </w:rPr>
         <w:t>extends</w:t>
       </w:r>
       <w:proofErr w:type="spellEnd"/>
       <w:r>
-        <w:rPr>
-          <w:rFonts w:ascii="Courier New" w:hAnsi="Courier New" w:cs="Courier New"/>
-          <w:sz w:val="20"/>
-          <w:szCs w:val="20"/>
-        </w:rPr>
         <w:t xml:space="preserve"> </w:t>
       </w:r>
       <w:proofErr w:type="spellStart"/>
       <w:r>
-        <w:rPr>
-          <w:rFonts w:ascii="Courier New" w:hAnsi="Courier New" w:cs="Courier New"/>
-          <w:sz w:val="20"/>
-          <w:szCs w:val="20"/>
-        </w:rPr>
         <w:t>JpaRepository</w:t>
       </w:r>
       <w:proofErr w:type="spellEnd"/>
       <w:r>
-        <w:rPr>
-          <w:rFonts w:ascii="Courier New" w:hAnsi="Courier New" w:cs="Courier New"/>
-          <w:sz w:val="20"/>
-          <w:szCs w:val="20"/>
-        </w:rPr>
         <w:t xml:space="preserve">&lt;Alumno, </w:t>
       </w:r>
       <w:proofErr w:type="spellStart"/>
       <w:r>
-        <w:rPr>
-          <w:rFonts w:ascii="Courier New" w:hAnsi="Courier New" w:cs="Courier New"/>
-          <w:sz w:val="20"/>
-          <w:szCs w:val="20"/>
-        </w:rPr>
         <w:t>Integer</w:t>
       </w:r>
       <w:proofErr w:type="spellEnd"/>
       <w:r>
-        <w:rPr>
-          <w:rFonts w:ascii="Courier New" w:hAnsi="Courier New" w:cs="Courier New"/>
-          <w:sz w:val="20"/>
-          <w:szCs w:val="20"/>
-        </w:rPr>
         <w:t>&gt; {</w:t>
       </w:r>
     </w:p>
     <w:p>
-      <w:pPr>
-        <w:shd w:val="clear" w:color="auto" w:fill="C1E4F5" w:themeFill="accent1" w:themeFillTint="33"/>
-        <w:rPr>
-          <w:rFonts w:ascii="Courier New" w:hAnsi="Courier New" w:cs="Courier New"/>
-          <w:sz w:val="20"/>
-          <w:szCs w:val="20"/>
-        </w:rPr>
-      </w:pPr>
-      <w:r>
-        <w:rPr>
-          <w:rFonts w:ascii="Courier New" w:hAnsi="Courier New" w:cs="Courier New"/>
-          <w:sz w:val="20"/>
-          <w:szCs w:val="20"/>
-        </w:rPr>
+      <w:r>
         <w:t>}</w:t>
       </w:r>
     </w:p>
@@ -2446,7 +2037,6 @@
           <w:ilvl w:val="0"/>
           <w:numId w:val="1"/>
         </w:numPr>
-        <w:shd w:val="clear" w:color="auto" w:fill="C1E4F5" w:themeFill="accent1" w:themeFillTint="33"/>
       </w:pPr>
       <w:r>
         <w:rPr>
@@ -2486,7 +2076,6 @@
     </w:p>
     <w:p>
       <w:pPr>
-        <w:shd w:val="clear" w:color="auto" w:fill="C1E4F5" w:themeFill="accent1" w:themeFillTint="33"/>
         <w:rPr>
           <w:lang w:val="en-GB"/>
         </w:rPr>
@@ -2536,43 +2125,75 @@
     </w:p>
     <w:p>
       <w:pPr>
-        <w:shd w:val="clear" w:color="auto" w:fill="C1E4F5" w:themeFill="accent1" w:themeFillTint="33"/>
-        <w:rPr>
-          <w:lang w:val="en-GB"/>
-        </w:rPr>
-      </w:pPr>
-    </w:p>
-    <w:p>
-      <w:pPr>
-        <w:shd w:val="clear" w:color="auto" w:fill="C1E4F5" w:themeFill="accent1" w:themeFillTint="33"/>
-        <w:rPr>
-          <w:lang w:val="en-GB"/>
-        </w:rPr>
-      </w:pPr>
-      <w:r>
-        <w:rPr>
-          <w:lang w:val="en-GB"/>
-        </w:rPr>
-        <w:t>import com.example.demo.model.Alumno;</w:t>
-      </w:r>
-    </w:p>
-    <w:p>
-      <w:pPr>
-        <w:shd w:val="clear" w:color="auto" w:fill="C1E4F5" w:themeFill="accent1" w:themeFillTint="33"/>
-        <w:rPr>
-          <w:lang w:val="en-GB"/>
-        </w:rPr>
-      </w:pPr>
-      <w:r>
-        <w:rPr>
-          <w:lang w:val="en-GB"/>
-        </w:rPr>
-        <w:t>import com.example.demo.repository.AlumnoRepository;</w:t>
-      </w:r>
-    </w:p>
-    <w:p>
-      <w:pPr>
-        <w:shd w:val="clear" w:color="auto" w:fill="C1E4F5" w:themeFill="accent1" w:themeFillTint="33"/>
+        <w:rPr>
+          <w:lang w:val="en-GB"/>
+        </w:rPr>
+      </w:pPr>
+    </w:p>
+    <w:p>
+      <w:proofErr w:type="spellStart"/>
+      <w:r>
+        <w:t>import</w:t>
+      </w:r>
+      <w:proofErr w:type="spellEnd"/>
+      <w:r>
+        <w:t xml:space="preserve"> </w:t>
+      </w:r>
+      <w:proofErr w:type="spellStart"/>
+      <w:r>
+        <w:t>com.</w:t>
+      </w:r>
+      <w:proofErr w:type="gramStart"/>
+      <w:r>
+        <w:t>example.demo</w:t>
+      </w:r>
+      <w:proofErr w:type="gramEnd"/>
+      <w:r>
+        <w:t>.</w:t>
+      </w:r>
+      <w:proofErr w:type="gramStart"/>
+      <w:r>
+        <w:t>model.Alumno</w:t>
+      </w:r>
+      <w:proofErr w:type="spellEnd"/>
+      <w:proofErr w:type="gramEnd"/>
+      <w:r>
+        <w:t>;</w:t>
+      </w:r>
+    </w:p>
+    <w:p>
+      <w:proofErr w:type="spellStart"/>
+      <w:r>
+        <w:t>import</w:t>
+      </w:r>
+      <w:proofErr w:type="spellEnd"/>
+      <w:r>
+        <w:t xml:space="preserve"> </w:t>
+      </w:r>
+      <w:proofErr w:type="spellStart"/>
+      <w:r>
+        <w:t>com.</w:t>
+      </w:r>
+      <w:proofErr w:type="gramStart"/>
+      <w:r>
+        <w:t>example.demo</w:t>
+      </w:r>
+      <w:proofErr w:type="gramEnd"/>
+      <w:r>
+        <w:t>.</w:t>
+      </w:r>
+      <w:proofErr w:type="gramStart"/>
+      <w:r>
+        <w:t>repository.AlumnoRepository</w:t>
+      </w:r>
+      <w:proofErr w:type="spellEnd"/>
+      <w:proofErr w:type="gramEnd"/>
+      <w:r>
+        <w:t>;</w:t>
+      </w:r>
+    </w:p>
+    <w:p>
+      <w:pPr>
         <w:rPr>
           <w:lang w:val="en-GB"/>
         </w:rPr>
@@ -2630,15 +2251,15 @@
     </w:p>
     <w:p>
       <w:pPr>
-        <w:shd w:val="clear" w:color="auto" w:fill="C1E4F5" w:themeFill="accent1" w:themeFillTint="33"/>
-        <w:rPr>
-          <w:lang w:val="en-GB"/>
-        </w:rPr>
-      </w:pPr>
-      <w:r>
-        <w:rPr>
-          <w:lang w:val="en-GB"/>
-        </w:rPr>
+        <w:rPr>
+          <w:lang w:val="en-GB"/>
+        </w:rPr>
+      </w:pPr>
+      <w:r>
+        <w:rPr>
+          <w:lang w:val="en-GB"/>
+        </w:rPr>
+        <w:lastRenderedPageBreak/>
         <w:t xml:space="preserve">import </w:t>
       </w:r>
       <w:proofErr w:type="spellStart"/>
@@ -2680,15 +2301,13 @@
     </w:p>
     <w:p>
       <w:pPr>
-        <w:shd w:val="clear" w:color="auto" w:fill="C1E4F5" w:themeFill="accent1" w:themeFillTint="33"/>
-        <w:rPr>
-          <w:lang w:val="en-GB"/>
-        </w:rPr>
-      </w:pPr>
-    </w:p>
-    <w:p>
-      <w:pPr>
-        <w:shd w:val="clear" w:color="auto" w:fill="C1E4F5" w:themeFill="accent1" w:themeFillTint="33"/>
+        <w:rPr>
+          <w:lang w:val="en-GB"/>
+        </w:rPr>
+      </w:pPr>
+    </w:p>
+    <w:p>
+      <w:pPr>
         <w:rPr>
           <w:lang w:val="en-GB"/>
         </w:rPr>
@@ -2732,7 +2351,6 @@
     </w:p>
     <w:p>
       <w:pPr>
-        <w:shd w:val="clear" w:color="auto" w:fill="C1E4F5" w:themeFill="accent1" w:themeFillTint="33"/>
         <w:rPr>
           <w:lang w:val="en-GB"/>
         </w:rPr>
@@ -2776,32 +2394,22 @@
     </w:p>
     <w:p>
       <w:pPr>
-        <w:shd w:val="clear" w:color="auto" w:fill="C1E4F5" w:themeFill="accent1" w:themeFillTint="33"/>
-        <w:rPr>
-          <w:lang w:val="en-GB"/>
-        </w:rPr>
-      </w:pPr>
-    </w:p>
-    <w:p>
-      <w:pPr>
-        <w:shd w:val="clear" w:color="auto" w:fill="C1E4F5" w:themeFill="accent1" w:themeFillTint="33"/>
-      </w:pPr>
+        <w:rPr>
+          <w:lang w:val="en-GB"/>
+        </w:rPr>
+      </w:pPr>
+    </w:p>
+    <w:p>
       <w:r>
         <w:t>@RestController</w:t>
       </w:r>
     </w:p>
     <w:p>
-      <w:pPr>
-        <w:shd w:val="clear" w:color="auto" w:fill="C1E4F5" w:themeFill="accent1" w:themeFillTint="33"/>
-      </w:pPr>
       <w:r>
         <w:t>@RequestMapping("/alumnos")</w:t>
       </w:r>
     </w:p>
     <w:p>
-      <w:pPr>
-        <w:shd w:val="clear" w:color="auto" w:fill="C1E4F5" w:themeFill="accent1" w:themeFillTint="33"/>
-      </w:pPr>
       <w:proofErr w:type="spellStart"/>
       <w:r>
         <w:t>public</w:t>
@@ -2827,23 +2435,13 @@
         <w:t xml:space="preserve"> {</w:t>
       </w:r>
     </w:p>
-    <w:p>
-      <w:pPr>
-        <w:shd w:val="clear" w:color="auto" w:fill="C1E4F5" w:themeFill="accent1" w:themeFillTint="33"/>
-      </w:pPr>
-    </w:p>
-    <w:p>
-      <w:pPr>
-        <w:shd w:val="clear" w:color="auto" w:fill="C1E4F5" w:themeFill="accent1" w:themeFillTint="33"/>
-      </w:pPr>
+    <w:p/>
+    <w:p>
       <w:r>
         <w:t xml:space="preserve">    @Autowired</w:t>
       </w:r>
     </w:p>
     <w:p>
-      <w:pPr>
-        <w:shd w:val="clear" w:color="auto" w:fill="C1E4F5" w:themeFill="accent1" w:themeFillTint="33"/>
-      </w:pPr>
       <w:r>
         <w:t xml:space="preserve">    </w:t>
       </w:r>
@@ -2872,23 +2470,13 @@
         <w:t>;</w:t>
       </w:r>
     </w:p>
-    <w:p>
-      <w:pPr>
-        <w:shd w:val="clear" w:color="auto" w:fill="C1E4F5" w:themeFill="accent1" w:themeFillTint="33"/>
-      </w:pPr>
-    </w:p>
-    <w:p>
-      <w:pPr>
-        <w:shd w:val="clear" w:color="auto" w:fill="C1E4F5" w:themeFill="accent1" w:themeFillTint="33"/>
-      </w:pPr>
+    <w:p/>
+    <w:p>
       <w:r>
         <w:t xml:space="preserve">    @GetMapping</w:t>
       </w:r>
     </w:p>
     <w:p>
-      <w:pPr>
-        <w:shd w:val="clear" w:color="auto" w:fill="C1E4F5" w:themeFill="accent1" w:themeFillTint="33"/>
-      </w:pPr>
       <w:r>
         <w:t xml:space="preserve">    </w:t>
       </w:r>
@@ -2916,7 +2504,6 @@
     </w:p>
     <w:p>
       <w:pPr>
-        <w:shd w:val="clear" w:color="auto" w:fill="C1E4F5" w:themeFill="accent1" w:themeFillTint="33"/>
         <w:rPr>
           <w:lang w:val="en-GB"/>
         </w:rPr>
@@ -2955,7 +2542,6 @@
     </w:p>
     <w:p>
       <w:pPr>
-        <w:shd w:val="clear" w:color="auto" w:fill="C1E4F5" w:themeFill="accent1" w:themeFillTint="33"/>
         <w:rPr>
           <w:lang w:val="en-GB"/>
         </w:rPr>
@@ -2975,15 +2561,13 @@
     </w:p>
     <w:p>
       <w:pPr>
-        <w:shd w:val="clear" w:color="auto" w:fill="C1E4F5" w:themeFill="accent1" w:themeFillTint="33"/>
-        <w:rPr>
-          <w:lang w:val="en-GB"/>
-        </w:rPr>
-      </w:pPr>
-    </w:p>
-    <w:p>
-      <w:pPr>
-        <w:shd w:val="clear" w:color="auto" w:fill="C1E4F5" w:themeFill="accent1" w:themeFillTint="33"/>
+        <w:rPr>
+          <w:lang w:val="en-GB"/>
+        </w:rPr>
+      </w:pPr>
+    </w:p>
+    <w:p>
+      <w:pPr>
         <w:rPr>
           <w:lang w:val="en-GB"/>
         </w:rPr>
@@ -2996,9 +2580,6 @@
       </w:r>
     </w:p>
     <w:p>
-      <w:pPr>
-        <w:shd w:val="clear" w:color="auto" w:fill="C1E4F5" w:themeFill="accent1" w:themeFillTint="33"/>
-      </w:pPr>
       <w:r>
         <w:rPr>
           <w:lang w:val="en-GB"/>
@@ -3044,9 +2625,6 @@
       </w:r>
     </w:p>
     <w:p>
-      <w:pPr>
-        <w:shd w:val="clear" w:color="auto" w:fill="C1E4F5" w:themeFill="accent1" w:themeFillTint="33"/>
-      </w:pPr>
       <w:r>
         <w:t xml:space="preserve">        </w:t>
       </w:r>
@@ -3068,30 +2646,17 @@
       </w:r>
     </w:p>
     <w:p>
-      <w:pPr>
-        <w:shd w:val="clear" w:color="auto" w:fill="C1E4F5" w:themeFill="accent1" w:themeFillTint="33"/>
-      </w:pPr>
       <w:r>
         <w:t xml:space="preserve">    }</w:t>
       </w:r>
     </w:p>
-    <w:p>
-      <w:pPr>
-        <w:shd w:val="clear" w:color="auto" w:fill="C1E4F5" w:themeFill="accent1" w:themeFillTint="33"/>
-      </w:pPr>
-    </w:p>
-    <w:p>
-      <w:pPr>
-        <w:shd w:val="clear" w:color="auto" w:fill="C1E4F5" w:themeFill="accent1" w:themeFillTint="33"/>
-      </w:pPr>
+    <w:p/>
+    <w:p>
       <w:r>
         <w:t xml:space="preserve">    @PostMapping</w:t>
       </w:r>
     </w:p>
     <w:p>
-      <w:pPr>
-        <w:shd w:val="clear" w:color="auto" w:fill="C1E4F5" w:themeFill="accent1" w:themeFillTint="33"/>
-      </w:pPr>
       <w:r>
         <w:t xml:space="preserve">    </w:t>
       </w:r>
@@ -3118,9 +2683,6 @@
       </w:r>
     </w:p>
     <w:p>
-      <w:pPr>
-        <w:shd w:val="clear" w:color="auto" w:fill="C1E4F5" w:themeFill="accent1" w:themeFillTint="33"/>
-      </w:pPr>
       <w:r>
         <w:t xml:space="preserve">        </w:t>
       </w:r>
@@ -3142,31 +2704,19 @@
       </w:r>
     </w:p>
     <w:p>
-      <w:pPr>
-        <w:shd w:val="clear" w:color="auto" w:fill="C1E4F5" w:themeFill="accent1" w:themeFillTint="33"/>
-      </w:pPr>
       <w:r>
         <w:t xml:space="preserve">    }</w:t>
       </w:r>
     </w:p>
-    <w:p>
-      <w:pPr>
-        <w:shd w:val="clear" w:color="auto" w:fill="C1E4F5" w:themeFill="accent1" w:themeFillTint="33"/>
-      </w:pPr>
-    </w:p>
-    <w:p>
-      <w:pPr>
-        <w:shd w:val="clear" w:color="auto" w:fill="C1E4F5" w:themeFill="accent1" w:themeFillTint="33"/>
-      </w:pPr>
+    <w:p/>
+    <w:p>
       <w:r>
         <w:t xml:space="preserve">    @PutMapping("/{id}")</w:t>
       </w:r>
     </w:p>
     <w:p>
-      <w:pPr>
-        <w:shd w:val="clear" w:color="auto" w:fill="C1E4F5" w:themeFill="accent1" w:themeFillTint="33"/>
-      </w:pPr>
-      <w:r>
+      <w:r>
+        <w:lastRenderedPageBreak/>
         <w:t xml:space="preserve">    </w:t>
       </w:r>
       <w:proofErr w:type="spellStart"/>
@@ -3208,9 +2758,6 @@
       </w:r>
     </w:p>
     <w:p>
-      <w:pPr>
-        <w:shd w:val="clear" w:color="auto" w:fill="C1E4F5" w:themeFill="accent1" w:themeFillTint="33"/>
-      </w:pPr>
       <w:r>
         <w:t xml:space="preserve">        </w:t>
       </w:r>
@@ -3245,9 +2792,6 @@
       </w:r>
     </w:p>
     <w:p>
-      <w:pPr>
-        <w:shd w:val="clear" w:color="auto" w:fill="C1E4F5" w:themeFill="accent1" w:themeFillTint="33"/>
-      </w:pPr>
       <w:r>
         <w:t xml:space="preserve">            </w:t>
       </w:r>
@@ -3271,11 +2815,7 @@
       </w:r>
     </w:p>
     <w:p>
-      <w:pPr>
-        <w:shd w:val="clear" w:color="auto" w:fill="C1E4F5" w:themeFill="accent1" w:themeFillTint="33"/>
-      </w:pPr>
-      <w:r>
-        <w:lastRenderedPageBreak/>
+      <w:r>
         <w:t xml:space="preserve">            </w:t>
       </w:r>
       <w:proofErr w:type="spellStart"/>
@@ -3298,9 +2838,6 @@
       </w:r>
     </w:p>
     <w:p>
-      <w:pPr>
-        <w:shd w:val="clear" w:color="auto" w:fill="C1E4F5" w:themeFill="accent1" w:themeFillTint="33"/>
-      </w:pPr>
       <w:r>
         <w:t xml:space="preserve">            </w:t>
       </w:r>
@@ -3324,9 +2861,6 @@
       </w:r>
     </w:p>
     <w:p>
-      <w:pPr>
-        <w:shd w:val="clear" w:color="auto" w:fill="C1E4F5" w:themeFill="accent1" w:themeFillTint="33"/>
-      </w:pPr>
       <w:r>
         <w:t xml:space="preserve">            </w:t>
       </w:r>
@@ -3350,9 +2884,6 @@
       </w:r>
     </w:p>
     <w:p>
-      <w:pPr>
-        <w:shd w:val="clear" w:color="auto" w:fill="C1E4F5" w:themeFill="accent1" w:themeFillTint="33"/>
-      </w:pPr>
       <w:r>
         <w:t xml:space="preserve">            </w:t>
       </w:r>
@@ -3375,7 +2906,6 @@
     </w:p>
     <w:p>
       <w:pPr>
-        <w:shd w:val="clear" w:color="auto" w:fill="C1E4F5" w:themeFill="accent1" w:themeFillTint="33"/>
         <w:rPr>
           <w:lang w:val="en-GB"/>
         </w:rPr>
@@ -3472,7 +3002,6 @@
     </w:p>
     <w:p>
       <w:pPr>
-        <w:shd w:val="clear" w:color="auto" w:fill="C1E4F5" w:themeFill="accent1" w:themeFillTint="33"/>
         <w:rPr>
           <w:lang w:val="en-GB"/>
         </w:rPr>
@@ -3486,15 +3015,13 @@
     </w:p>
     <w:p>
       <w:pPr>
-        <w:shd w:val="clear" w:color="auto" w:fill="C1E4F5" w:themeFill="accent1" w:themeFillTint="33"/>
-        <w:rPr>
-          <w:lang w:val="en-GB"/>
-        </w:rPr>
-      </w:pPr>
-    </w:p>
-    <w:p>
-      <w:pPr>
-        <w:shd w:val="clear" w:color="auto" w:fill="C1E4F5" w:themeFill="accent1" w:themeFillTint="33"/>
+        <w:rPr>
+          <w:lang w:val="en-GB"/>
+        </w:rPr>
+      </w:pPr>
+    </w:p>
+    <w:p>
+      <w:pPr>
         <w:rPr>
           <w:lang w:val="en-GB"/>
         </w:rPr>
@@ -3508,7 +3035,6 @@
     </w:p>
     <w:p>
       <w:pPr>
-        <w:shd w:val="clear" w:color="auto" w:fill="C1E4F5" w:themeFill="accent1" w:themeFillTint="33"/>
         <w:rPr>
           <w:lang w:val="en-GB"/>
         </w:rPr>
@@ -3543,9 +3069,6 @@
       </w:r>
     </w:p>
     <w:p>
-      <w:pPr>
-        <w:shd w:val="clear" w:color="auto" w:fill="C1E4F5" w:themeFill="accent1" w:themeFillTint="33"/>
-      </w:pPr>
       <w:r>
         <w:rPr>
           <w:lang w:val="en-GB"/>
@@ -3562,17 +3085,11 @@
       </w:r>
     </w:p>
     <w:p>
-      <w:pPr>
-        <w:shd w:val="clear" w:color="auto" w:fill="C1E4F5" w:themeFill="accent1" w:themeFillTint="33"/>
-      </w:pPr>
       <w:r>
         <w:t xml:space="preserve">    }</w:t>
       </w:r>
     </w:p>
     <w:p>
-      <w:pPr>
-        <w:shd w:val="clear" w:color="auto" w:fill="C1E4F5" w:themeFill="accent1" w:themeFillTint="33"/>
-      </w:pPr>
       <w:r>
         <w:t>}</w:t>
       </w:r>
@@ -3751,12 +3268,12 @@
           <w:b/>
           <w:bCs/>
         </w:rPr>
+        <w:lastRenderedPageBreak/>
         <w:t>1. Obtener todos los alumnos (GET)</w:t>
       </w:r>
     </w:p>
     <w:p>
       <w:pPr>
-        <w:shd w:val="clear" w:color="auto" w:fill="C1E4F5" w:themeFill="accent1" w:themeFillTint="33"/>
         <w:rPr>
           <w:lang w:val="en-GB"/>
         </w:rPr>
@@ -3776,7 +3293,6 @@
     </w:p>
     <w:p>
       <w:r>
-        <w:lastRenderedPageBreak/>
         <w:pict w14:anchorId="71CA346D">
           <v:rect id="_x0000_i1025" style="width:0;height:1.5pt" o:hralign="center" o:hrstd="t" o:hr="t" fillcolor="#a0a0a0" stroked="f"/>
         </w:pict>
@@ -3977,7 +3493,15 @@
       </w:r>
     </w:p>
     <w:p>
-      <w:r>
+      <w:pPr>
+        <w:rPr>
+          <w:lang w:val="en-GB"/>
+        </w:rPr>
+      </w:pPr>
+      <w:r>
+        <w:rPr>
+          <w:lang w:val="en-GB"/>
+        </w:rPr>
         <w:t>curl -X PUT http://localhost:8080/alumnos/1 \</w:t>
       </w:r>
     </w:p>
@@ -3988,37 +3512,34 @@
         </w:rPr>
       </w:pPr>
       <w:r>
+        <w:rPr>
+          <w:lang w:val="en-GB"/>
+        </w:rPr>
+        <w:t xml:space="preserve">     -H "Content-Type: application/</w:t>
+      </w:r>
+      <w:proofErr w:type="spellStart"/>
+      <w:r>
+        <w:rPr>
+          <w:lang w:val="en-GB"/>
+        </w:rPr>
+        <w:t>json</w:t>
+      </w:r>
+      <w:proofErr w:type="spellEnd"/>
+      <w:r>
+        <w:rPr>
+          <w:lang w:val="en-GB"/>
+        </w:rPr>
+        <w:t>" \</w:t>
+      </w:r>
+    </w:p>
+    <w:p>
+      <w:r>
+        <w:rPr>
+          <w:lang w:val="en-GB"/>
+        </w:rPr>
         <w:t xml:space="preserve">     </w:t>
       </w:r>
       <w:r>
-        <w:rPr>
-          <w:lang w:val="en-GB"/>
-        </w:rPr>
-        <w:t>-H "Content-Type: application/</w:t>
-      </w:r>
-      <w:proofErr w:type="spellStart"/>
-      <w:r>
-        <w:rPr>
-          <w:lang w:val="en-GB"/>
-        </w:rPr>
-        <w:t>json</w:t>
-      </w:r>
-      <w:proofErr w:type="spellEnd"/>
-      <w:r>
-        <w:rPr>
-          <w:lang w:val="en-GB"/>
-        </w:rPr>
-        <w:t>" \</w:t>
-      </w:r>
-    </w:p>
-    <w:p>
-      <w:r>
-        <w:rPr>
-          <w:lang w:val="en-GB"/>
-        </w:rPr>
-        <w:t xml:space="preserve">     </w:t>
-      </w:r>
-      <w:r>
         <w:t>-d '{</w:t>
       </w:r>
     </w:p>
@@ -4039,6 +3560,7 @@
     </w:p>
     <w:p>
       <w:r>
+        <w:lastRenderedPageBreak/>
         <w:t xml:space="preserve">           "</w:t>
       </w:r>
       <w:proofErr w:type="spellStart"/>
@@ -4062,7 +3584,6 @@
     </w:p>
     <w:p>
       <w:r>
-        <w:lastRenderedPageBreak/>
         <w:pict w14:anchorId="13E8CDD5">
           <v:rect id="_x0000_i1028" style="width:0;height:1.5pt" o:hralign="center" o:hrstd="t" o:hr="t" fillcolor="#a0a0a0" stroked="f"/>
         </w:pict>
@@ -4096,2179 +3617,6 @@
     <w:p>
       <w:r>
         <w:t>Esto eliminará el alumno con ID 1 de la base de datos.</w:t>
-      </w:r>
-    </w:p>
-    <w:p/>
-    <w:p/>
-    <w:p>
-      <w:r>
-        <w:t>Nota</w:t>
-      </w:r>
-    </w:p>
-    <w:p>
-      <w:r>
-        <w:t>El pom.xml que debemos usar</w:t>
-      </w:r>
-    </w:p>
-    <w:p/>
-    <w:p>
-      <w:pPr>
-        <w:rPr>
-          <w:lang w:val="en-GB"/>
-        </w:rPr>
-      </w:pPr>
-      <w:r>
-        <w:rPr>
-          <w:u w:val="single"/>
-          <w:lang w:val="en-GB"/>
-        </w:rPr>
-        <w:t>&lt;</w:t>
-      </w:r>
-      <w:r>
-        <w:rPr>
-          <w:lang w:val="en-GB"/>
-        </w:rPr>
-        <w:t xml:space="preserve">project </w:t>
-      </w:r>
-      <w:proofErr w:type="spellStart"/>
-      <w:r>
-        <w:rPr>
-          <w:lang w:val="en-GB"/>
-        </w:rPr>
-        <w:t>xmlns</w:t>
-      </w:r>
-      <w:proofErr w:type="spellEnd"/>
-      <w:r>
-        <w:rPr>
-          <w:lang w:val="en-GB"/>
-        </w:rPr>
-        <w:t>="http://maven.apache.org/POM/4.0.0"</w:t>
-      </w:r>
-    </w:p>
-    <w:p>
-      <w:pPr>
-        <w:rPr>
-          <w:lang w:val="en-GB"/>
-        </w:rPr>
-      </w:pPr>
-      <w:r>
-        <w:rPr>
-          <w:lang w:val="en-GB"/>
-        </w:rPr>
-        <w:t xml:space="preserve">         </w:t>
-      </w:r>
-      <w:proofErr w:type="spellStart"/>
-      <w:proofErr w:type="gramStart"/>
-      <w:r>
-        <w:rPr>
-          <w:lang w:val="en-GB"/>
-        </w:rPr>
-        <w:t>xmlns:xsi</w:t>
-      </w:r>
-      <w:proofErr w:type="spellEnd"/>
-      <w:proofErr w:type="gramEnd"/>
-      <w:r>
-        <w:rPr>
-          <w:lang w:val="en-GB"/>
-        </w:rPr>
-        <w:t>="http://www.w3.org/2001/XMLSchema-instance"</w:t>
-      </w:r>
-    </w:p>
-    <w:p>
-      <w:pPr>
-        <w:rPr>
-          <w:lang w:val="en-GB"/>
-        </w:rPr>
-      </w:pPr>
-      <w:r>
-        <w:rPr>
-          <w:lang w:val="en-GB"/>
-        </w:rPr>
-        <w:t xml:space="preserve">         </w:t>
-      </w:r>
-      <w:proofErr w:type="spellStart"/>
-      <w:proofErr w:type="gramStart"/>
-      <w:r>
-        <w:rPr>
-          <w:lang w:val="en-GB"/>
-        </w:rPr>
-        <w:t>xsi:schemaLocation</w:t>
-      </w:r>
-      <w:proofErr w:type="spellEnd"/>
-      <w:proofErr w:type="gramEnd"/>
-      <w:r>
-        <w:rPr>
-          <w:lang w:val="en-GB"/>
-        </w:rPr>
-        <w:t>="http://maven.apache.org/POM/4.0.0</w:t>
-      </w:r>
-    </w:p>
-    <w:p>
-      <w:pPr>
-        <w:rPr>
-          <w:lang w:val="en-GB"/>
-        </w:rPr>
-      </w:pPr>
-      <w:r>
-        <w:rPr>
-          <w:lang w:val="en-GB"/>
-        </w:rPr>
-        <w:t xml:space="preserve">         http://maven.apache.org/xsd/maven-4.0.0.xsd"&gt;</w:t>
-      </w:r>
-    </w:p>
-    <w:p>
-      <w:pPr>
-        <w:rPr>
-          <w:lang w:val="en-GB"/>
-        </w:rPr>
-      </w:pPr>
-    </w:p>
-    <w:p>
-      <w:pPr>
-        <w:rPr>
-          <w:lang w:val="en-GB"/>
-        </w:rPr>
-      </w:pPr>
-      <w:r>
-        <w:rPr>
-          <w:lang w:val="en-GB"/>
-        </w:rPr>
-        <w:t xml:space="preserve">    &lt;</w:t>
-      </w:r>
-      <w:proofErr w:type="spellStart"/>
-      <w:r>
-        <w:rPr>
-          <w:lang w:val="en-GB"/>
-        </w:rPr>
-        <w:t>modelVersion</w:t>
-      </w:r>
-      <w:proofErr w:type="spellEnd"/>
-      <w:r>
-        <w:rPr>
-          <w:lang w:val="en-GB"/>
-        </w:rPr>
-        <w:t>&gt;4.0.0&lt;/</w:t>
-      </w:r>
-      <w:proofErr w:type="spellStart"/>
-      <w:r>
-        <w:rPr>
-          <w:lang w:val="en-GB"/>
-        </w:rPr>
-        <w:t>modelVersion</w:t>
-      </w:r>
-      <w:proofErr w:type="spellEnd"/>
-      <w:r>
-        <w:rPr>
-          <w:lang w:val="en-GB"/>
-        </w:rPr>
-        <w:t>&gt;</w:t>
-      </w:r>
-    </w:p>
-    <w:p>
-      <w:pPr>
-        <w:rPr>
-          <w:lang w:val="en-GB"/>
-        </w:rPr>
-      </w:pPr>
-    </w:p>
-    <w:p>
-      <w:pPr>
-        <w:rPr>
-          <w:lang w:val="en-GB"/>
-        </w:rPr>
-      </w:pPr>
-      <w:r>
-        <w:rPr>
-          <w:lang w:val="en-GB"/>
-        </w:rPr>
-        <w:t xml:space="preserve">    &lt;</w:t>
-      </w:r>
-      <w:proofErr w:type="spellStart"/>
-      <w:r>
-        <w:rPr>
-          <w:lang w:val="en-GB"/>
-        </w:rPr>
-        <w:t>groupId</w:t>
-      </w:r>
-      <w:proofErr w:type="spellEnd"/>
-      <w:r>
-        <w:rPr>
-          <w:lang w:val="en-GB"/>
-        </w:rPr>
-        <w:t>&gt;</w:t>
-      </w:r>
-      <w:proofErr w:type="spellStart"/>
-      <w:r>
-        <w:rPr>
-          <w:lang w:val="en-GB"/>
-        </w:rPr>
-        <w:t>com.example</w:t>
-      </w:r>
-      <w:proofErr w:type="spellEnd"/>
-      <w:r>
-        <w:rPr>
-          <w:lang w:val="en-GB"/>
-        </w:rPr>
-        <w:t>&lt;/</w:t>
-      </w:r>
-      <w:proofErr w:type="spellStart"/>
-      <w:r>
-        <w:rPr>
-          <w:lang w:val="en-GB"/>
-        </w:rPr>
-        <w:t>groupId</w:t>
-      </w:r>
-      <w:proofErr w:type="spellEnd"/>
-      <w:r>
-        <w:rPr>
-          <w:lang w:val="en-GB"/>
-        </w:rPr>
-        <w:t>&gt;</w:t>
-      </w:r>
-    </w:p>
-    <w:p>
-      <w:pPr>
-        <w:rPr>
-          <w:lang w:val="en-GB"/>
-        </w:rPr>
-      </w:pPr>
-      <w:r>
-        <w:rPr>
-          <w:lang w:val="en-GB"/>
-        </w:rPr>
-        <w:t xml:space="preserve">    &lt;</w:t>
-      </w:r>
-      <w:proofErr w:type="spellStart"/>
-      <w:r>
-        <w:rPr>
-          <w:lang w:val="en-GB"/>
-        </w:rPr>
-        <w:t>artifactId</w:t>
-      </w:r>
-      <w:proofErr w:type="spellEnd"/>
-      <w:r>
-        <w:rPr>
-          <w:lang w:val="en-GB"/>
-        </w:rPr>
-        <w:t>&gt;demo&lt;/</w:t>
-      </w:r>
-      <w:proofErr w:type="spellStart"/>
-      <w:r>
-        <w:rPr>
-          <w:lang w:val="en-GB"/>
-        </w:rPr>
-        <w:t>artifactId</w:t>
-      </w:r>
-      <w:proofErr w:type="spellEnd"/>
-      <w:r>
-        <w:rPr>
-          <w:lang w:val="en-GB"/>
-        </w:rPr>
-        <w:t>&gt;</w:t>
-      </w:r>
-    </w:p>
-    <w:p>
-      <w:pPr>
-        <w:rPr>
-          <w:lang w:val="en-GB"/>
-        </w:rPr>
-      </w:pPr>
-      <w:r>
-        <w:rPr>
-          <w:lang w:val="en-GB"/>
-        </w:rPr>
-        <w:t xml:space="preserve">    &lt;version&gt;0.0.1-SNAPSHOT&lt;/version&gt;</w:t>
-      </w:r>
-    </w:p>
-    <w:p>
-      <w:pPr>
-        <w:rPr>
-          <w:lang w:val="en-GB"/>
-        </w:rPr>
-      </w:pPr>
-      <w:r>
-        <w:rPr>
-          <w:lang w:val="en-GB"/>
-        </w:rPr>
-        <w:t xml:space="preserve">    &lt;packaging&gt;jar&lt;/packaging&gt;</w:t>
-      </w:r>
-    </w:p>
-    <w:p>
-      <w:pPr>
-        <w:rPr>
-          <w:lang w:val="en-GB"/>
-        </w:rPr>
-      </w:pPr>
-      <w:r>
-        <w:rPr>
-          <w:lang w:val="en-GB"/>
-        </w:rPr>
-        <w:t xml:space="preserve">    &lt;name&gt;demo&lt;/name&gt;</w:t>
-      </w:r>
-    </w:p>
-    <w:p>
-      <w:pPr>
-        <w:rPr>
-          <w:lang w:val="en-GB"/>
-        </w:rPr>
-      </w:pPr>
-      <w:r>
-        <w:rPr>
-          <w:lang w:val="en-GB"/>
-        </w:rPr>
-        <w:t xml:space="preserve">    &lt;description&gt;Proyecto CRUD Spring Boot con MySQL&lt;/description&gt;</w:t>
-      </w:r>
-    </w:p>
-    <w:p>
-      <w:pPr>
-        <w:rPr>
-          <w:lang w:val="en-GB"/>
-        </w:rPr>
-      </w:pPr>
-    </w:p>
-    <w:p>
-      <w:pPr>
-        <w:rPr>
-          <w:lang w:val="en-GB"/>
-        </w:rPr>
-      </w:pPr>
-      <w:r>
-        <w:rPr>
-          <w:lang w:val="en-GB"/>
-        </w:rPr>
-        <w:t xml:space="preserve">    &lt;parent&gt;</w:t>
-      </w:r>
-    </w:p>
-    <w:p>
-      <w:pPr>
-        <w:rPr>
-          <w:lang w:val="en-GB"/>
-        </w:rPr>
-      </w:pPr>
-      <w:r>
-        <w:rPr>
-          <w:lang w:val="en-GB"/>
-        </w:rPr>
-        <w:t xml:space="preserve">        </w:t>
-      </w:r>
-      <w:proofErr w:type="gramStart"/>
-      <w:r>
-        <w:rPr>
-          <w:lang w:val="en-GB"/>
-        </w:rPr>
-        <w:t>&lt;</w:t>
-      </w:r>
-      <w:proofErr w:type="spellStart"/>
-      <w:r>
-        <w:rPr>
-          <w:lang w:val="en-GB"/>
-        </w:rPr>
-        <w:t>groupId</w:t>
-      </w:r>
-      <w:proofErr w:type="spellEnd"/>
-      <w:r>
-        <w:rPr>
-          <w:lang w:val="en-GB"/>
-        </w:rPr>
-        <w:t>&gt;</w:t>
-      </w:r>
-      <w:proofErr w:type="spellStart"/>
-      <w:r>
-        <w:rPr>
-          <w:lang w:val="en-GB"/>
-        </w:rPr>
-        <w:t>org.springframework.boot</w:t>
-      </w:r>
-      <w:proofErr w:type="spellEnd"/>
-      <w:proofErr w:type="gramEnd"/>
-      <w:r>
-        <w:rPr>
-          <w:lang w:val="en-GB"/>
-        </w:rPr>
-        <w:t>&lt;/</w:t>
-      </w:r>
-      <w:proofErr w:type="spellStart"/>
-      <w:r>
-        <w:rPr>
-          <w:lang w:val="en-GB"/>
-        </w:rPr>
-        <w:t>groupId</w:t>
-      </w:r>
-      <w:proofErr w:type="spellEnd"/>
-      <w:r>
-        <w:rPr>
-          <w:lang w:val="en-GB"/>
-        </w:rPr>
-        <w:t>&gt;</w:t>
-      </w:r>
-    </w:p>
-    <w:p>
-      <w:pPr>
-        <w:rPr>
-          <w:lang w:val="en-GB"/>
-        </w:rPr>
-      </w:pPr>
-      <w:r>
-        <w:rPr>
-          <w:lang w:val="en-GB"/>
-        </w:rPr>
-        <w:t xml:space="preserve">        &lt;</w:t>
-      </w:r>
-      <w:proofErr w:type="spellStart"/>
-      <w:r>
-        <w:rPr>
-          <w:lang w:val="en-GB"/>
-        </w:rPr>
-        <w:t>artifactId</w:t>
-      </w:r>
-      <w:proofErr w:type="spellEnd"/>
-      <w:r>
-        <w:rPr>
-          <w:lang w:val="en-GB"/>
-        </w:rPr>
-        <w:t>&gt;spring-boot-starter-parent&lt;/</w:t>
-      </w:r>
-      <w:proofErr w:type="spellStart"/>
-      <w:r>
-        <w:rPr>
-          <w:lang w:val="en-GB"/>
-        </w:rPr>
-        <w:t>artifactId</w:t>
-      </w:r>
-      <w:proofErr w:type="spellEnd"/>
-      <w:r>
-        <w:rPr>
-          <w:lang w:val="en-GB"/>
-        </w:rPr>
-        <w:t>&gt;</w:t>
-      </w:r>
-    </w:p>
-    <w:p>
-      <w:pPr>
-        <w:rPr>
-          <w:lang w:val="en-GB"/>
-        </w:rPr>
-      </w:pPr>
-      <w:r>
-        <w:rPr>
-          <w:lang w:val="en-GB"/>
-        </w:rPr>
-        <w:t xml:space="preserve">        &lt;version&gt;3.2.5&lt;/version&gt;</w:t>
-      </w:r>
-    </w:p>
-    <w:p>
-      <w:pPr>
-        <w:rPr>
-          <w:lang w:val="en-GB"/>
-        </w:rPr>
-      </w:pPr>
-      <w:r>
-        <w:rPr>
-          <w:lang w:val="en-GB"/>
-        </w:rPr>
-        <w:t xml:space="preserve">        &lt;</w:t>
-      </w:r>
-      <w:proofErr w:type="spellStart"/>
-      <w:r>
-        <w:rPr>
-          <w:lang w:val="en-GB"/>
-        </w:rPr>
-        <w:t>relativePath</w:t>
-      </w:r>
-      <w:proofErr w:type="spellEnd"/>
-      <w:r>
-        <w:rPr>
-          <w:lang w:val="en-GB"/>
-        </w:rPr>
-        <w:t>/&gt;</w:t>
-      </w:r>
-    </w:p>
-    <w:p>
-      <w:pPr>
-        <w:rPr>
-          <w:lang w:val="en-GB"/>
-        </w:rPr>
-      </w:pPr>
-      <w:r>
-        <w:rPr>
-          <w:lang w:val="en-GB"/>
-        </w:rPr>
-        <w:lastRenderedPageBreak/>
-        <w:t xml:space="preserve">    &lt;/parent&gt;</w:t>
-      </w:r>
-    </w:p>
-    <w:p>
-      <w:pPr>
-        <w:rPr>
-          <w:lang w:val="en-GB"/>
-        </w:rPr>
-      </w:pPr>
-    </w:p>
-    <w:p>
-      <w:pPr>
-        <w:rPr>
-          <w:lang w:val="en-GB"/>
-        </w:rPr>
-      </w:pPr>
-      <w:r>
-        <w:rPr>
-          <w:lang w:val="en-GB"/>
-        </w:rPr>
-        <w:t xml:space="preserve">    &lt;properties&gt;</w:t>
-      </w:r>
-    </w:p>
-    <w:p>
-      <w:pPr>
-        <w:rPr>
-          <w:lang w:val="en-GB"/>
-        </w:rPr>
-      </w:pPr>
-      <w:r>
-        <w:rPr>
-          <w:lang w:val="en-GB"/>
-        </w:rPr>
-        <w:t xml:space="preserve">        &lt;</w:t>
-      </w:r>
-      <w:proofErr w:type="spellStart"/>
-      <w:proofErr w:type="gramStart"/>
-      <w:r>
-        <w:rPr>
-          <w:lang w:val="en-GB"/>
-        </w:rPr>
-        <w:t>java.version</w:t>
-      </w:r>
-      <w:proofErr w:type="spellEnd"/>
-      <w:proofErr w:type="gramEnd"/>
-      <w:r>
-        <w:rPr>
-          <w:lang w:val="en-GB"/>
-        </w:rPr>
-        <w:t>&gt;17&lt;/</w:t>
-      </w:r>
-      <w:proofErr w:type="spellStart"/>
-      <w:proofErr w:type="gramStart"/>
-      <w:r>
-        <w:rPr>
-          <w:lang w:val="en-GB"/>
-        </w:rPr>
-        <w:t>java.version</w:t>
-      </w:r>
-      <w:proofErr w:type="spellEnd"/>
-      <w:proofErr w:type="gramEnd"/>
-      <w:r>
-        <w:rPr>
-          <w:lang w:val="en-GB"/>
-        </w:rPr>
-        <w:t>&gt;</w:t>
-      </w:r>
-    </w:p>
-    <w:p>
-      <w:pPr>
-        <w:rPr>
-          <w:lang w:val="en-GB"/>
-        </w:rPr>
-      </w:pPr>
-      <w:r>
-        <w:rPr>
-          <w:lang w:val="en-GB"/>
-        </w:rPr>
-        <w:t xml:space="preserve">    &lt;/properties&gt;</w:t>
-      </w:r>
-    </w:p>
-    <w:p>
-      <w:pPr>
-        <w:rPr>
-          <w:lang w:val="en-GB"/>
-        </w:rPr>
-      </w:pPr>
-    </w:p>
-    <w:p>
-      <w:pPr>
-        <w:rPr>
-          <w:lang w:val="en-GB"/>
-        </w:rPr>
-      </w:pPr>
-      <w:r>
-        <w:rPr>
-          <w:lang w:val="en-GB"/>
-        </w:rPr>
-        <w:t xml:space="preserve">    &lt;dependencies&gt;</w:t>
-      </w:r>
-    </w:p>
-    <w:p>
-      <w:pPr>
-        <w:rPr>
-          <w:lang w:val="en-GB"/>
-        </w:rPr>
-      </w:pPr>
-    </w:p>
-    <w:p>
-      <w:pPr>
-        <w:rPr>
-          <w:lang w:val="en-GB"/>
-        </w:rPr>
-      </w:pPr>
-      <w:r>
-        <w:rPr>
-          <w:lang w:val="en-GB"/>
-        </w:rPr>
-        <w:t xml:space="preserve">        </w:t>
-      </w:r>
-      <w:proofErr w:type="gramStart"/>
-      <w:r>
-        <w:rPr>
-          <w:lang w:val="en-GB"/>
-        </w:rPr>
-        <w:t>&lt;!--</w:t>
-      </w:r>
-      <w:proofErr w:type="gramEnd"/>
-      <w:r>
-        <w:rPr>
-          <w:lang w:val="en-GB"/>
-        </w:rPr>
-        <w:t xml:space="preserve"> Spring Web --&gt;</w:t>
-      </w:r>
-    </w:p>
-    <w:p>
-      <w:pPr>
-        <w:rPr>
-          <w:lang w:val="en-GB"/>
-        </w:rPr>
-      </w:pPr>
-      <w:r>
-        <w:rPr>
-          <w:lang w:val="en-GB"/>
-        </w:rPr>
-        <w:t xml:space="preserve">        &lt;dependency&gt;</w:t>
-      </w:r>
-    </w:p>
-    <w:p>
-      <w:pPr>
-        <w:rPr>
-          <w:lang w:val="en-GB"/>
-        </w:rPr>
-      </w:pPr>
-      <w:r>
-        <w:rPr>
-          <w:lang w:val="en-GB"/>
-        </w:rPr>
-        <w:t xml:space="preserve">            </w:t>
-      </w:r>
-      <w:proofErr w:type="gramStart"/>
-      <w:r>
-        <w:rPr>
-          <w:lang w:val="en-GB"/>
-        </w:rPr>
-        <w:t>&lt;</w:t>
-      </w:r>
-      <w:proofErr w:type="spellStart"/>
-      <w:r>
-        <w:rPr>
-          <w:lang w:val="en-GB"/>
-        </w:rPr>
-        <w:t>groupId</w:t>
-      </w:r>
-      <w:proofErr w:type="spellEnd"/>
-      <w:r>
-        <w:rPr>
-          <w:lang w:val="en-GB"/>
-        </w:rPr>
-        <w:t>&gt;</w:t>
-      </w:r>
-      <w:proofErr w:type="spellStart"/>
-      <w:r>
-        <w:rPr>
-          <w:lang w:val="en-GB"/>
-        </w:rPr>
-        <w:t>org.springframework.boot</w:t>
-      </w:r>
-      <w:proofErr w:type="spellEnd"/>
-      <w:proofErr w:type="gramEnd"/>
-      <w:r>
-        <w:rPr>
-          <w:lang w:val="en-GB"/>
-        </w:rPr>
-        <w:t>&lt;/</w:t>
-      </w:r>
-      <w:proofErr w:type="spellStart"/>
-      <w:r>
-        <w:rPr>
-          <w:lang w:val="en-GB"/>
-        </w:rPr>
-        <w:t>groupId</w:t>
-      </w:r>
-      <w:proofErr w:type="spellEnd"/>
-      <w:r>
-        <w:rPr>
-          <w:lang w:val="en-GB"/>
-        </w:rPr>
-        <w:t>&gt;</w:t>
-      </w:r>
-    </w:p>
-    <w:p>
-      <w:pPr>
-        <w:rPr>
-          <w:lang w:val="en-GB"/>
-        </w:rPr>
-      </w:pPr>
-      <w:r>
-        <w:rPr>
-          <w:lang w:val="en-GB"/>
-        </w:rPr>
-        <w:t xml:space="preserve">            &lt;</w:t>
-      </w:r>
-      <w:proofErr w:type="spellStart"/>
-      <w:r>
-        <w:rPr>
-          <w:lang w:val="en-GB"/>
-        </w:rPr>
-        <w:t>artifactId</w:t>
-      </w:r>
-      <w:proofErr w:type="spellEnd"/>
-      <w:r>
-        <w:rPr>
-          <w:lang w:val="en-GB"/>
-        </w:rPr>
-        <w:t>&gt;spring-boot-starter-web&lt;/</w:t>
-      </w:r>
-      <w:proofErr w:type="spellStart"/>
-      <w:r>
-        <w:rPr>
-          <w:lang w:val="en-GB"/>
-        </w:rPr>
-        <w:t>artifactId</w:t>
-      </w:r>
-      <w:proofErr w:type="spellEnd"/>
-      <w:r>
-        <w:rPr>
-          <w:lang w:val="en-GB"/>
-        </w:rPr>
-        <w:t>&gt;</w:t>
-      </w:r>
-    </w:p>
-    <w:p>
-      <w:pPr>
-        <w:rPr>
-          <w:lang w:val="en-GB"/>
-        </w:rPr>
-      </w:pPr>
-      <w:r>
-        <w:rPr>
-          <w:lang w:val="en-GB"/>
-        </w:rPr>
-        <w:t xml:space="preserve">        &lt;/dependency&gt;</w:t>
-      </w:r>
-    </w:p>
-    <w:p>
-      <w:pPr>
-        <w:rPr>
-          <w:lang w:val="en-GB"/>
-        </w:rPr>
-      </w:pPr>
-    </w:p>
-    <w:p>
-      <w:pPr>
-        <w:rPr>
-          <w:lang w:val="en-GB"/>
-        </w:rPr>
-      </w:pPr>
-      <w:r>
-        <w:rPr>
-          <w:lang w:val="en-GB"/>
-        </w:rPr>
-        <w:t xml:space="preserve">        </w:t>
-      </w:r>
-      <w:proofErr w:type="gramStart"/>
-      <w:r>
-        <w:rPr>
-          <w:lang w:val="en-GB"/>
-        </w:rPr>
-        <w:t>&lt;!--</w:t>
-      </w:r>
-      <w:proofErr w:type="gramEnd"/>
-      <w:r>
-        <w:rPr>
-          <w:lang w:val="en-GB"/>
-        </w:rPr>
-        <w:t xml:space="preserve"> Spring Data JPA --&gt;</w:t>
-      </w:r>
-    </w:p>
-    <w:p>
-      <w:pPr>
-        <w:rPr>
-          <w:lang w:val="en-GB"/>
-        </w:rPr>
-      </w:pPr>
-      <w:r>
-        <w:rPr>
-          <w:lang w:val="en-GB"/>
-        </w:rPr>
-        <w:t xml:space="preserve">        &lt;dependency&gt;</w:t>
-      </w:r>
-    </w:p>
-    <w:p>
-      <w:pPr>
-        <w:rPr>
-          <w:lang w:val="en-GB"/>
-        </w:rPr>
-      </w:pPr>
-      <w:r>
-        <w:rPr>
-          <w:lang w:val="en-GB"/>
-        </w:rPr>
-        <w:t xml:space="preserve">            </w:t>
-      </w:r>
-      <w:proofErr w:type="gramStart"/>
-      <w:r>
-        <w:rPr>
-          <w:lang w:val="en-GB"/>
-        </w:rPr>
-        <w:t>&lt;</w:t>
-      </w:r>
-      <w:proofErr w:type="spellStart"/>
-      <w:r>
-        <w:rPr>
-          <w:lang w:val="en-GB"/>
-        </w:rPr>
-        <w:t>groupId</w:t>
-      </w:r>
-      <w:proofErr w:type="spellEnd"/>
-      <w:r>
-        <w:rPr>
-          <w:lang w:val="en-GB"/>
-        </w:rPr>
-        <w:t>&gt;</w:t>
-      </w:r>
-      <w:proofErr w:type="spellStart"/>
-      <w:r>
-        <w:rPr>
-          <w:lang w:val="en-GB"/>
-        </w:rPr>
-        <w:t>org.springframework.boot</w:t>
-      </w:r>
-      <w:proofErr w:type="spellEnd"/>
-      <w:proofErr w:type="gramEnd"/>
-      <w:r>
-        <w:rPr>
-          <w:lang w:val="en-GB"/>
-        </w:rPr>
-        <w:t>&lt;/</w:t>
-      </w:r>
-      <w:proofErr w:type="spellStart"/>
-      <w:r>
-        <w:rPr>
-          <w:lang w:val="en-GB"/>
-        </w:rPr>
-        <w:t>groupId</w:t>
-      </w:r>
-      <w:proofErr w:type="spellEnd"/>
-      <w:r>
-        <w:rPr>
-          <w:lang w:val="en-GB"/>
-        </w:rPr>
-        <w:t>&gt;</w:t>
-      </w:r>
-    </w:p>
-    <w:p>
-      <w:pPr>
-        <w:rPr>
-          <w:lang w:val="en-GB"/>
-        </w:rPr>
-      </w:pPr>
-      <w:r>
-        <w:rPr>
-          <w:lang w:val="en-GB"/>
-        </w:rPr>
-        <w:t xml:space="preserve">            &lt;</w:t>
-      </w:r>
-      <w:proofErr w:type="spellStart"/>
-      <w:r>
-        <w:rPr>
-          <w:lang w:val="en-GB"/>
-        </w:rPr>
-        <w:t>artifactId</w:t>
-      </w:r>
-      <w:proofErr w:type="spellEnd"/>
-      <w:r>
-        <w:rPr>
-          <w:lang w:val="en-GB"/>
-        </w:rPr>
-        <w:t>&gt;spring-boot-starter-data-</w:t>
-      </w:r>
-      <w:proofErr w:type="spellStart"/>
-      <w:r>
-        <w:rPr>
-          <w:lang w:val="en-GB"/>
-        </w:rPr>
-        <w:t>jpa</w:t>
-      </w:r>
-      <w:proofErr w:type="spellEnd"/>
-      <w:r>
-        <w:rPr>
-          <w:lang w:val="en-GB"/>
-        </w:rPr>
-        <w:t>&lt;/</w:t>
-      </w:r>
-      <w:proofErr w:type="spellStart"/>
-      <w:r>
-        <w:rPr>
-          <w:lang w:val="en-GB"/>
-        </w:rPr>
-        <w:t>artifactId</w:t>
-      </w:r>
-      <w:proofErr w:type="spellEnd"/>
-      <w:r>
-        <w:rPr>
-          <w:lang w:val="en-GB"/>
-        </w:rPr>
-        <w:t>&gt;</w:t>
-      </w:r>
-    </w:p>
-    <w:p>
-      <w:pPr>
-        <w:rPr>
-          <w:lang w:val="en-GB"/>
-        </w:rPr>
-      </w:pPr>
-      <w:r>
-        <w:rPr>
-          <w:lang w:val="en-GB"/>
-        </w:rPr>
-        <w:t xml:space="preserve">        &lt;/dependency&gt;</w:t>
-      </w:r>
-    </w:p>
-    <w:p>
-      <w:pPr>
-        <w:rPr>
-          <w:lang w:val="en-GB"/>
-        </w:rPr>
-      </w:pPr>
-    </w:p>
-    <w:p>
-      <w:pPr>
-        <w:rPr>
-          <w:lang w:val="en-GB"/>
-        </w:rPr>
-      </w:pPr>
-      <w:r>
-        <w:rPr>
-          <w:lang w:val="en-GB"/>
-        </w:rPr>
-        <w:t xml:space="preserve">        </w:t>
-      </w:r>
-      <w:proofErr w:type="gramStart"/>
-      <w:r>
-        <w:rPr>
-          <w:lang w:val="en-GB"/>
-        </w:rPr>
-        <w:t>&lt;!--</w:t>
-      </w:r>
-      <w:proofErr w:type="gramEnd"/>
-      <w:r>
-        <w:rPr>
-          <w:lang w:val="en-GB"/>
-        </w:rPr>
-        <w:t xml:space="preserve"> MySQL Driver --&gt;</w:t>
-      </w:r>
-    </w:p>
-    <w:p>
-      <w:pPr>
-        <w:rPr>
-          <w:lang w:val="en-GB"/>
-        </w:rPr>
-      </w:pPr>
-      <w:r>
-        <w:rPr>
-          <w:lang w:val="en-GB"/>
-        </w:rPr>
-        <w:t xml:space="preserve">        &lt;dependency&gt;</w:t>
-      </w:r>
-    </w:p>
-    <w:p>
-      <w:pPr>
-        <w:rPr>
-          <w:lang w:val="en-GB"/>
-        </w:rPr>
-      </w:pPr>
-      <w:r>
-        <w:rPr>
-          <w:lang w:val="en-GB"/>
-        </w:rPr>
-        <w:t xml:space="preserve">            &lt;</w:t>
-      </w:r>
-      <w:proofErr w:type="spellStart"/>
-      <w:r>
-        <w:rPr>
-          <w:lang w:val="en-GB"/>
-        </w:rPr>
-        <w:t>groupId</w:t>
-      </w:r>
-      <w:proofErr w:type="spellEnd"/>
-      <w:r>
-        <w:rPr>
-          <w:lang w:val="en-GB"/>
-        </w:rPr>
-        <w:t>&gt;</w:t>
-      </w:r>
-      <w:proofErr w:type="spellStart"/>
-      <w:r>
-        <w:rPr>
-          <w:lang w:val="en-GB"/>
-        </w:rPr>
-        <w:t>com.mysql</w:t>
-      </w:r>
-      <w:proofErr w:type="spellEnd"/>
-      <w:r>
-        <w:rPr>
-          <w:lang w:val="en-GB"/>
-        </w:rPr>
-        <w:t>&lt;/</w:t>
-      </w:r>
-      <w:proofErr w:type="spellStart"/>
-      <w:r>
-        <w:rPr>
-          <w:lang w:val="en-GB"/>
-        </w:rPr>
-        <w:t>groupId</w:t>
-      </w:r>
-      <w:proofErr w:type="spellEnd"/>
-      <w:r>
-        <w:rPr>
-          <w:lang w:val="en-GB"/>
-        </w:rPr>
-        <w:t>&gt;</w:t>
-      </w:r>
-    </w:p>
-    <w:p>
-      <w:pPr>
-        <w:rPr>
-          <w:lang w:val="en-GB"/>
-        </w:rPr>
-      </w:pPr>
-      <w:r>
-        <w:rPr>
-          <w:lang w:val="en-GB"/>
-        </w:rPr>
-        <w:t xml:space="preserve">            &lt;</w:t>
-      </w:r>
-      <w:proofErr w:type="spellStart"/>
-      <w:r>
-        <w:rPr>
-          <w:lang w:val="en-GB"/>
-        </w:rPr>
-        <w:t>artifactId</w:t>
-      </w:r>
-      <w:proofErr w:type="spellEnd"/>
-      <w:r>
-        <w:rPr>
-          <w:lang w:val="en-GB"/>
-        </w:rPr>
-        <w:t>&gt;</w:t>
-      </w:r>
-      <w:proofErr w:type="spellStart"/>
-      <w:r>
-        <w:rPr>
-          <w:lang w:val="en-GB"/>
-        </w:rPr>
-        <w:t>mysql</w:t>
-      </w:r>
-      <w:proofErr w:type="spellEnd"/>
-      <w:r>
-        <w:rPr>
-          <w:lang w:val="en-GB"/>
-        </w:rPr>
-        <w:t>-connector-j&lt;/</w:t>
-      </w:r>
-      <w:proofErr w:type="spellStart"/>
-      <w:r>
-        <w:rPr>
-          <w:lang w:val="en-GB"/>
-        </w:rPr>
-        <w:t>artifactId</w:t>
-      </w:r>
-      <w:proofErr w:type="spellEnd"/>
-      <w:r>
-        <w:rPr>
-          <w:lang w:val="en-GB"/>
-        </w:rPr>
-        <w:t>&gt;</w:t>
-      </w:r>
-    </w:p>
-    <w:p>
-      <w:r>
-        <w:rPr>
-          <w:lang w:val="en-GB"/>
-        </w:rPr>
-        <w:t xml:space="preserve">            </w:t>
-      </w:r>
-      <w:r>
-        <w:t>&lt;</w:t>
-      </w:r>
-      <w:proofErr w:type="spellStart"/>
-      <w:r>
-        <w:t>scope</w:t>
-      </w:r>
-      <w:proofErr w:type="spellEnd"/>
-      <w:r>
-        <w:t>&gt;</w:t>
-      </w:r>
-      <w:proofErr w:type="spellStart"/>
-      <w:r>
-        <w:t>runtime</w:t>
-      </w:r>
-      <w:proofErr w:type="spellEnd"/>
-      <w:r>
-        <w:t>&lt;/</w:t>
-      </w:r>
-      <w:proofErr w:type="spellStart"/>
-      <w:r>
-        <w:t>scope</w:t>
-      </w:r>
-      <w:proofErr w:type="spellEnd"/>
-      <w:r>
-        <w:t>&gt;</w:t>
-      </w:r>
-    </w:p>
-    <w:p>
-      <w:r>
-        <w:t xml:space="preserve">        &lt;/</w:t>
-      </w:r>
-      <w:proofErr w:type="spellStart"/>
-      <w:r>
-        <w:t>dependency</w:t>
-      </w:r>
-      <w:proofErr w:type="spellEnd"/>
-      <w:r>
-        <w:t>&gt;</w:t>
-      </w:r>
-    </w:p>
-    <w:p/>
-    <w:p>
-      <w:r>
-        <w:t xml:space="preserve">        </w:t>
-      </w:r>
-      <w:proofErr w:type="gramStart"/>
-      <w:r>
-        <w:t>&lt;!--</w:t>
-      </w:r>
-      <w:proofErr w:type="gramEnd"/>
-      <w:r>
-        <w:t xml:space="preserve"> Validaciones (opcional pero recomendado) --&gt;</w:t>
-      </w:r>
-    </w:p>
-    <w:p>
-      <w:pPr>
-        <w:rPr>
-          <w:lang w:val="en-GB"/>
-        </w:rPr>
-      </w:pPr>
-      <w:r>
-        <w:lastRenderedPageBreak/>
-        <w:t xml:space="preserve">        </w:t>
-      </w:r>
-      <w:r>
-        <w:rPr>
-          <w:lang w:val="en-GB"/>
-        </w:rPr>
-        <w:t>&lt;dependency&gt;</w:t>
-      </w:r>
-    </w:p>
-    <w:p>
-      <w:pPr>
-        <w:rPr>
-          <w:lang w:val="en-GB"/>
-        </w:rPr>
-      </w:pPr>
-      <w:r>
-        <w:rPr>
-          <w:lang w:val="en-GB"/>
-        </w:rPr>
-        <w:t xml:space="preserve">            </w:t>
-      </w:r>
-      <w:proofErr w:type="gramStart"/>
-      <w:r>
-        <w:rPr>
-          <w:lang w:val="en-GB"/>
-        </w:rPr>
-        <w:t>&lt;</w:t>
-      </w:r>
-      <w:proofErr w:type="spellStart"/>
-      <w:r>
-        <w:rPr>
-          <w:lang w:val="en-GB"/>
-        </w:rPr>
-        <w:t>groupId</w:t>
-      </w:r>
-      <w:proofErr w:type="spellEnd"/>
-      <w:r>
-        <w:rPr>
-          <w:lang w:val="en-GB"/>
-        </w:rPr>
-        <w:t>&gt;</w:t>
-      </w:r>
-      <w:proofErr w:type="spellStart"/>
-      <w:r>
-        <w:rPr>
-          <w:lang w:val="en-GB"/>
-        </w:rPr>
-        <w:t>org.springframework.boot</w:t>
-      </w:r>
-      <w:proofErr w:type="spellEnd"/>
-      <w:proofErr w:type="gramEnd"/>
-      <w:r>
-        <w:rPr>
-          <w:lang w:val="en-GB"/>
-        </w:rPr>
-        <w:t>&lt;/</w:t>
-      </w:r>
-      <w:proofErr w:type="spellStart"/>
-      <w:r>
-        <w:rPr>
-          <w:lang w:val="en-GB"/>
-        </w:rPr>
-        <w:t>groupId</w:t>
-      </w:r>
-      <w:proofErr w:type="spellEnd"/>
-      <w:r>
-        <w:rPr>
-          <w:lang w:val="en-GB"/>
-        </w:rPr>
-        <w:t>&gt;</w:t>
-      </w:r>
-    </w:p>
-    <w:p>
-      <w:pPr>
-        <w:rPr>
-          <w:lang w:val="en-GB"/>
-        </w:rPr>
-      </w:pPr>
-      <w:r>
-        <w:rPr>
-          <w:lang w:val="en-GB"/>
-        </w:rPr>
-        <w:t xml:space="preserve">            &lt;</w:t>
-      </w:r>
-      <w:proofErr w:type="spellStart"/>
-      <w:r>
-        <w:rPr>
-          <w:lang w:val="en-GB"/>
-        </w:rPr>
-        <w:t>artifactId</w:t>
-      </w:r>
-      <w:proofErr w:type="spellEnd"/>
-      <w:r>
-        <w:rPr>
-          <w:lang w:val="en-GB"/>
-        </w:rPr>
-        <w:t>&gt;spring-boot-starter-validation&lt;/</w:t>
-      </w:r>
-      <w:proofErr w:type="spellStart"/>
-      <w:r>
-        <w:rPr>
-          <w:lang w:val="en-GB"/>
-        </w:rPr>
-        <w:t>artifactId</w:t>
-      </w:r>
-      <w:proofErr w:type="spellEnd"/>
-      <w:r>
-        <w:rPr>
-          <w:lang w:val="en-GB"/>
-        </w:rPr>
-        <w:t>&gt;</w:t>
-      </w:r>
-    </w:p>
-    <w:p>
-      <w:pPr>
-        <w:rPr>
-          <w:lang w:val="en-GB"/>
-        </w:rPr>
-      </w:pPr>
-      <w:r>
-        <w:rPr>
-          <w:lang w:val="en-GB"/>
-        </w:rPr>
-        <w:t xml:space="preserve">        &lt;/dependency&gt;</w:t>
-      </w:r>
-    </w:p>
-    <w:p>
-      <w:pPr>
-        <w:rPr>
-          <w:lang w:val="en-GB"/>
-        </w:rPr>
-      </w:pPr>
-    </w:p>
-    <w:p>
-      <w:pPr>
-        <w:rPr>
-          <w:lang w:val="en-GB"/>
-        </w:rPr>
-      </w:pPr>
-      <w:r>
-        <w:rPr>
-          <w:lang w:val="en-GB"/>
-        </w:rPr>
-        <w:t xml:space="preserve">        </w:t>
-      </w:r>
-      <w:proofErr w:type="gramStart"/>
-      <w:r>
-        <w:rPr>
-          <w:lang w:val="en-GB"/>
-        </w:rPr>
-        <w:t>&lt;!--</w:t>
-      </w:r>
-      <w:proofErr w:type="gramEnd"/>
-      <w:r>
-        <w:rPr>
-          <w:lang w:val="en-GB"/>
-        </w:rPr>
-        <w:t xml:space="preserve"> </w:t>
-      </w:r>
-      <w:proofErr w:type="spellStart"/>
-      <w:r>
-        <w:rPr>
-          <w:lang w:val="en-GB"/>
-        </w:rPr>
-        <w:t>DevTools</w:t>
-      </w:r>
-      <w:proofErr w:type="spellEnd"/>
-      <w:r>
-        <w:rPr>
-          <w:lang w:val="en-GB"/>
-        </w:rPr>
-        <w:t xml:space="preserve"> --&gt;</w:t>
-      </w:r>
-    </w:p>
-    <w:p>
-      <w:pPr>
-        <w:rPr>
-          <w:lang w:val="en-GB"/>
-        </w:rPr>
-      </w:pPr>
-      <w:r>
-        <w:rPr>
-          <w:lang w:val="en-GB"/>
-        </w:rPr>
-        <w:t xml:space="preserve">        &lt;dependency&gt;</w:t>
-      </w:r>
-    </w:p>
-    <w:p>
-      <w:pPr>
-        <w:rPr>
-          <w:lang w:val="en-GB"/>
-        </w:rPr>
-      </w:pPr>
-      <w:r>
-        <w:rPr>
-          <w:lang w:val="en-GB"/>
-        </w:rPr>
-        <w:t xml:space="preserve">            </w:t>
-      </w:r>
-      <w:proofErr w:type="gramStart"/>
-      <w:r>
-        <w:rPr>
-          <w:lang w:val="en-GB"/>
-        </w:rPr>
-        <w:t>&lt;</w:t>
-      </w:r>
-      <w:proofErr w:type="spellStart"/>
-      <w:r>
-        <w:rPr>
-          <w:lang w:val="en-GB"/>
-        </w:rPr>
-        <w:t>groupId</w:t>
-      </w:r>
-      <w:proofErr w:type="spellEnd"/>
-      <w:r>
-        <w:rPr>
-          <w:lang w:val="en-GB"/>
-        </w:rPr>
-        <w:t>&gt;</w:t>
-      </w:r>
-      <w:proofErr w:type="spellStart"/>
-      <w:r>
-        <w:rPr>
-          <w:lang w:val="en-GB"/>
-        </w:rPr>
-        <w:t>org.springframework.boot</w:t>
-      </w:r>
-      <w:proofErr w:type="spellEnd"/>
-      <w:proofErr w:type="gramEnd"/>
-      <w:r>
-        <w:rPr>
-          <w:lang w:val="en-GB"/>
-        </w:rPr>
-        <w:t>&lt;/</w:t>
-      </w:r>
-      <w:proofErr w:type="spellStart"/>
-      <w:r>
-        <w:rPr>
-          <w:lang w:val="en-GB"/>
-        </w:rPr>
-        <w:t>groupId</w:t>
-      </w:r>
-      <w:proofErr w:type="spellEnd"/>
-      <w:r>
-        <w:rPr>
-          <w:lang w:val="en-GB"/>
-        </w:rPr>
-        <w:t>&gt;</w:t>
-      </w:r>
-    </w:p>
-    <w:p>
-      <w:pPr>
-        <w:rPr>
-          <w:lang w:val="en-GB"/>
-        </w:rPr>
-      </w:pPr>
-      <w:r>
-        <w:rPr>
-          <w:lang w:val="en-GB"/>
-        </w:rPr>
-        <w:t xml:space="preserve">            &lt;</w:t>
-      </w:r>
-      <w:proofErr w:type="spellStart"/>
-      <w:r>
-        <w:rPr>
-          <w:lang w:val="en-GB"/>
-        </w:rPr>
-        <w:t>artifactId</w:t>
-      </w:r>
-      <w:proofErr w:type="spellEnd"/>
-      <w:r>
-        <w:rPr>
-          <w:lang w:val="en-GB"/>
-        </w:rPr>
-        <w:t>&gt;spring-boot-</w:t>
-      </w:r>
-      <w:proofErr w:type="spellStart"/>
-      <w:r>
-        <w:rPr>
-          <w:lang w:val="en-GB"/>
-        </w:rPr>
-        <w:t>devtools</w:t>
-      </w:r>
-      <w:proofErr w:type="spellEnd"/>
-      <w:r>
-        <w:rPr>
-          <w:lang w:val="en-GB"/>
-        </w:rPr>
-        <w:t>&lt;/</w:t>
-      </w:r>
-      <w:proofErr w:type="spellStart"/>
-      <w:r>
-        <w:rPr>
-          <w:lang w:val="en-GB"/>
-        </w:rPr>
-        <w:t>artifactId</w:t>
-      </w:r>
-      <w:proofErr w:type="spellEnd"/>
-      <w:r>
-        <w:rPr>
-          <w:lang w:val="en-GB"/>
-        </w:rPr>
-        <w:t>&gt;</w:t>
-      </w:r>
-    </w:p>
-    <w:p>
-      <w:pPr>
-        <w:rPr>
-          <w:lang w:val="en-GB"/>
-        </w:rPr>
-      </w:pPr>
-      <w:r>
-        <w:rPr>
-          <w:lang w:val="en-GB"/>
-        </w:rPr>
-        <w:t xml:space="preserve">            &lt;scope&gt;runtime&lt;/scope&gt;</w:t>
-      </w:r>
-    </w:p>
-    <w:p>
-      <w:pPr>
-        <w:rPr>
-          <w:lang w:val="en-GB"/>
-        </w:rPr>
-      </w:pPr>
-      <w:r>
-        <w:rPr>
-          <w:lang w:val="en-GB"/>
-        </w:rPr>
-        <w:t xml:space="preserve">            &lt;optional&gt;true&lt;/optional&gt;</w:t>
-      </w:r>
-    </w:p>
-    <w:p>
-      <w:pPr>
-        <w:rPr>
-          <w:lang w:val="en-GB"/>
-        </w:rPr>
-      </w:pPr>
-      <w:r>
-        <w:rPr>
-          <w:lang w:val="en-GB"/>
-        </w:rPr>
-        <w:t xml:space="preserve">        &lt;/dependency&gt;</w:t>
-      </w:r>
-    </w:p>
-    <w:p>
-      <w:pPr>
-        <w:rPr>
-          <w:lang w:val="en-GB"/>
-        </w:rPr>
-      </w:pPr>
-    </w:p>
-    <w:p>
-      <w:pPr>
-        <w:rPr>
-          <w:lang w:val="en-GB"/>
-        </w:rPr>
-      </w:pPr>
-      <w:r>
-        <w:rPr>
-          <w:lang w:val="en-GB"/>
-        </w:rPr>
-        <w:t xml:space="preserve">        </w:t>
-      </w:r>
-      <w:proofErr w:type="gramStart"/>
-      <w:r>
-        <w:rPr>
-          <w:lang w:val="en-GB"/>
-        </w:rPr>
-        <w:t>&lt;!--</w:t>
-      </w:r>
-      <w:proofErr w:type="gramEnd"/>
-      <w:r>
-        <w:rPr>
-          <w:lang w:val="en-GB"/>
-        </w:rPr>
-        <w:t xml:space="preserve"> Lombok (</w:t>
-      </w:r>
-      <w:proofErr w:type="spellStart"/>
-      <w:r>
-        <w:rPr>
-          <w:lang w:val="en-GB"/>
-        </w:rPr>
-        <w:t>opcional</w:t>
-      </w:r>
-      <w:proofErr w:type="spellEnd"/>
-      <w:r>
-        <w:rPr>
-          <w:lang w:val="en-GB"/>
-        </w:rPr>
-        <w:t xml:space="preserve">, </w:t>
-      </w:r>
-      <w:proofErr w:type="spellStart"/>
-      <w:r>
-        <w:rPr>
-          <w:lang w:val="en-GB"/>
-        </w:rPr>
-        <w:t>si</w:t>
-      </w:r>
-      <w:proofErr w:type="spellEnd"/>
-      <w:r>
-        <w:rPr>
-          <w:lang w:val="en-GB"/>
-        </w:rPr>
-        <w:t xml:space="preserve"> </w:t>
-      </w:r>
-      <w:proofErr w:type="spellStart"/>
-      <w:r>
-        <w:rPr>
-          <w:lang w:val="en-GB"/>
-        </w:rPr>
-        <w:t>quieres</w:t>
-      </w:r>
-      <w:proofErr w:type="spellEnd"/>
-      <w:r>
-        <w:rPr>
-          <w:lang w:val="en-GB"/>
-        </w:rPr>
-        <w:t xml:space="preserve"> </w:t>
-      </w:r>
-      <w:proofErr w:type="spellStart"/>
-      <w:r>
-        <w:rPr>
-          <w:lang w:val="en-GB"/>
-        </w:rPr>
-        <w:t>simplificar</w:t>
-      </w:r>
-      <w:proofErr w:type="spellEnd"/>
-      <w:r>
-        <w:rPr>
-          <w:lang w:val="en-GB"/>
-        </w:rPr>
-        <w:t xml:space="preserve"> getters/setters) --&gt;</w:t>
-      </w:r>
-    </w:p>
-    <w:p>
-      <w:pPr>
-        <w:rPr>
-          <w:lang w:val="en-GB"/>
-        </w:rPr>
-      </w:pPr>
-      <w:r>
-        <w:rPr>
-          <w:lang w:val="en-GB"/>
-        </w:rPr>
-        <w:t xml:space="preserve">        &lt;!--</w:t>
-      </w:r>
-    </w:p>
-    <w:p>
-      <w:pPr>
-        <w:rPr>
-          <w:lang w:val="en-GB"/>
-        </w:rPr>
-      </w:pPr>
-      <w:r>
-        <w:rPr>
-          <w:lang w:val="en-GB"/>
-        </w:rPr>
-        <w:t xml:space="preserve">        &lt;dependency&gt;</w:t>
-      </w:r>
-    </w:p>
-    <w:p>
-      <w:pPr>
-        <w:rPr>
-          <w:lang w:val="en-GB"/>
-        </w:rPr>
-      </w:pPr>
-      <w:r>
-        <w:rPr>
-          <w:lang w:val="en-GB"/>
-        </w:rPr>
-        <w:t xml:space="preserve">            &lt;</w:t>
-      </w:r>
-      <w:proofErr w:type="spellStart"/>
-      <w:r>
-        <w:rPr>
-          <w:lang w:val="en-GB"/>
-        </w:rPr>
-        <w:t>groupId</w:t>
-      </w:r>
-      <w:proofErr w:type="spellEnd"/>
-      <w:r>
-        <w:rPr>
-          <w:lang w:val="en-GB"/>
-        </w:rPr>
-        <w:t>&gt;</w:t>
-      </w:r>
-      <w:proofErr w:type="spellStart"/>
-      <w:r>
-        <w:rPr>
-          <w:lang w:val="en-GB"/>
-        </w:rPr>
-        <w:t>org.projectlombok</w:t>
-      </w:r>
-      <w:proofErr w:type="spellEnd"/>
-      <w:r>
-        <w:rPr>
-          <w:lang w:val="en-GB"/>
-        </w:rPr>
-        <w:t>&lt;/</w:t>
-      </w:r>
-      <w:proofErr w:type="spellStart"/>
-      <w:r>
-        <w:rPr>
-          <w:lang w:val="en-GB"/>
-        </w:rPr>
-        <w:t>groupId</w:t>
-      </w:r>
-      <w:proofErr w:type="spellEnd"/>
-      <w:r>
-        <w:rPr>
-          <w:lang w:val="en-GB"/>
-        </w:rPr>
-        <w:t>&gt;</w:t>
-      </w:r>
-    </w:p>
-    <w:p>
-      <w:pPr>
-        <w:rPr>
-          <w:lang w:val="en-GB"/>
-        </w:rPr>
-      </w:pPr>
-      <w:r>
-        <w:rPr>
-          <w:lang w:val="en-GB"/>
-        </w:rPr>
-        <w:t xml:space="preserve">            &lt;</w:t>
-      </w:r>
-      <w:proofErr w:type="spellStart"/>
-      <w:r>
-        <w:rPr>
-          <w:lang w:val="en-GB"/>
-        </w:rPr>
-        <w:t>artifactId</w:t>
-      </w:r>
-      <w:proofErr w:type="spellEnd"/>
-      <w:r>
-        <w:rPr>
-          <w:lang w:val="en-GB"/>
-        </w:rPr>
-        <w:t>&gt;</w:t>
-      </w:r>
-      <w:proofErr w:type="spellStart"/>
-      <w:r>
-        <w:rPr>
-          <w:lang w:val="en-GB"/>
-        </w:rPr>
-        <w:t>lombok</w:t>
-      </w:r>
-      <w:proofErr w:type="spellEnd"/>
-      <w:r>
-        <w:rPr>
-          <w:lang w:val="en-GB"/>
-        </w:rPr>
-        <w:t>&lt;/</w:t>
-      </w:r>
-      <w:proofErr w:type="spellStart"/>
-      <w:r>
-        <w:rPr>
-          <w:lang w:val="en-GB"/>
-        </w:rPr>
-        <w:t>artifactId</w:t>
-      </w:r>
-      <w:proofErr w:type="spellEnd"/>
-      <w:r>
-        <w:rPr>
-          <w:lang w:val="en-GB"/>
-        </w:rPr>
-        <w:t>&gt;</w:t>
-      </w:r>
-    </w:p>
-    <w:p>
-      <w:pPr>
-        <w:rPr>
-          <w:lang w:val="en-GB"/>
-        </w:rPr>
-      </w:pPr>
-      <w:r>
-        <w:rPr>
-          <w:lang w:val="en-GB"/>
-        </w:rPr>
-        <w:t xml:space="preserve">            &lt;optional&gt;true&lt;/optional&gt;</w:t>
-      </w:r>
-    </w:p>
-    <w:p>
-      <w:pPr>
-        <w:rPr>
-          <w:lang w:val="en-GB"/>
-        </w:rPr>
-      </w:pPr>
-      <w:r>
-        <w:rPr>
-          <w:lang w:val="en-GB"/>
-        </w:rPr>
-        <w:t xml:space="preserve">        &lt;/dependency&gt;</w:t>
-      </w:r>
-    </w:p>
-    <w:p>
-      <w:pPr>
-        <w:rPr>
-          <w:lang w:val="en-GB"/>
-        </w:rPr>
-      </w:pPr>
-      <w:r>
-        <w:rPr>
-          <w:lang w:val="en-GB"/>
-        </w:rPr>
-        <w:t xml:space="preserve">        --&gt;</w:t>
-      </w:r>
-    </w:p>
-    <w:p>
-      <w:pPr>
-        <w:rPr>
-          <w:lang w:val="en-GB"/>
-        </w:rPr>
-      </w:pPr>
-    </w:p>
-    <w:p>
-      <w:pPr>
-        <w:rPr>
-          <w:lang w:val="en-GB"/>
-        </w:rPr>
-      </w:pPr>
-      <w:r>
-        <w:rPr>
-          <w:lang w:val="en-GB"/>
-        </w:rPr>
-        <w:t xml:space="preserve">        </w:t>
-      </w:r>
-      <w:proofErr w:type="gramStart"/>
-      <w:r>
-        <w:rPr>
-          <w:lang w:val="en-GB"/>
-        </w:rPr>
-        <w:t>&lt;!--</w:t>
-      </w:r>
-      <w:proofErr w:type="gramEnd"/>
-      <w:r>
-        <w:rPr>
-          <w:lang w:val="en-GB"/>
-        </w:rPr>
-        <w:t xml:space="preserve"> Testing --&gt;</w:t>
-      </w:r>
-    </w:p>
-    <w:p>
-      <w:pPr>
-        <w:rPr>
-          <w:lang w:val="en-GB"/>
-        </w:rPr>
-      </w:pPr>
-      <w:r>
-        <w:rPr>
-          <w:lang w:val="en-GB"/>
-        </w:rPr>
-        <w:t xml:space="preserve">        &lt;dependency&gt;</w:t>
-      </w:r>
-    </w:p>
-    <w:p>
-      <w:pPr>
-        <w:rPr>
-          <w:lang w:val="en-GB"/>
-        </w:rPr>
-      </w:pPr>
-      <w:r>
-        <w:rPr>
-          <w:lang w:val="en-GB"/>
-        </w:rPr>
-        <w:t xml:space="preserve">            </w:t>
-      </w:r>
-      <w:proofErr w:type="gramStart"/>
-      <w:r>
-        <w:rPr>
-          <w:lang w:val="en-GB"/>
-        </w:rPr>
-        <w:t>&lt;</w:t>
-      </w:r>
-      <w:proofErr w:type="spellStart"/>
-      <w:r>
-        <w:rPr>
-          <w:lang w:val="en-GB"/>
-        </w:rPr>
-        <w:t>groupId</w:t>
-      </w:r>
-      <w:proofErr w:type="spellEnd"/>
-      <w:r>
-        <w:rPr>
-          <w:lang w:val="en-GB"/>
-        </w:rPr>
-        <w:t>&gt;</w:t>
-      </w:r>
-      <w:proofErr w:type="spellStart"/>
-      <w:r>
-        <w:rPr>
-          <w:lang w:val="en-GB"/>
-        </w:rPr>
-        <w:t>org.springframework.boot</w:t>
-      </w:r>
-      <w:proofErr w:type="spellEnd"/>
-      <w:proofErr w:type="gramEnd"/>
-      <w:r>
-        <w:rPr>
-          <w:lang w:val="en-GB"/>
-        </w:rPr>
-        <w:t>&lt;/</w:t>
-      </w:r>
-      <w:proofErr w:type="spellStart"/>
-      <w:r>
-        <w:rPr>
-          <w:lang w:val="en-GB"/>
-        </w:rPr>
-        <w:t>groupId</w:t>
-      </w:r>
-      <w:proofErr w:type="spellEnd"/>
-      <w:r>
-        <w:rPr>
-          <w:lang w:val="en-GB"/>
-        </w:rPr>
-        <w:t>&gt;</w:t>
-      </w:r>
-    </w:p>
-    <w:p>
-      <w:pPr>
-        <w:rPr>
-          <w:lang w:val="en-GB"/>
-        </w:rPr>
-      </w:pPr>
-      <w:r>
-        <w:rPr>
-          <w:lang w:val="en-GB"/>
-        </w:rPr>
-        <w:t xml:space="preserve">            &lt;</w:t>
-      </w:r>
-      <w:proofErr w:type="spellStart"/>
-      <w:r>
-        <w:rPr>
-          <w:lang w:val="en-GB"/>
-        </w:rPr>
-        <w:t>artifactId</w:t>
-      </w:r>
-      <w:proofErr w:type="spellEnd"/>
-      <w:r>
-        <w:rPr>
-          <w:lang w:val="en-GB"/>
-        </w:rPr>
-        <w:t>&gt;spring-boot-starter-test&lt;/</w:t>
-      </w:r>
-      <w:proofErr w:type="spellStart"/>
-      <w:r>
-        <w:rPr>
-          <w:lang w:val="en-GB"/>
-        </w:rPr>
-        <w:t>artifactId</w:t>
-      </w:r>
-      <w:proofErr w:type="spellEnd"/>
-      <w:r>
-        <w:rPr>
-          <w:lang w:val="en-GB"/>
-        </w:rPr>
-        <w:t>&gt;</w:t>
-      </w:r>
-    </w:p>
-    <w:p>
-      <w:pPr>
-        <w:rPr>
-          <w:lang w:val="en-GB"/>
-        </w:rPr>
-      </w:pPr>
-      <w:r>
-        <w:rPr>
-          <w:lang w:val="en-GB"/>
-        </w:rPr>
-        <w:t xml:space="preserve">            &lt;scope&gt;test&lt;/scope&gt;</w:t>
-      </w:r>
-    </w:p>
-    <w:p>
-      <w:pPr>
-        <w:rPr>
-          <w:lang w:val="en-GB"/>
-        </w:rPr>
-      </w:pPr>
-      <w:r>
-        <w:rPr>
-          <w:lang w:val="en-GB"/>
-        </w:rPr>
-        <w:t xml:space="preserve">        &lt;/dependency&gt;</w:t>
-      </w:r>
-    </w:p>
-    <w:p>
-      <w:pPr>
-        <w:rPr>
-          <w:lang w:val="en-GB"/>
-        </w:rPr>
-      </w:pPr>
-    </w:p>
-    <w:p>
-      <w:pPr>
-        <w:rPr>
-          <w:lang w:val="en-GB"/>
-        </w:rPr>
-      </w:pPr>
-      <w:r>
-        <w:rPr>
-          <w:lang w:val="en-GB"/>
-        </w:rPr>
-        <w:t xml:space="preserve">    &lt;/dependencies&gt;</w:t>
-      </w:r>
-    </w:p>
-    <w:p>
-      <w:pPr>
-        <w:rPr>
-          <w:lang w:val="en-GB"/>
-        </w:rPr>
-      </w:pPr>
-    </w:p>
-    <w:p>
-      <w:pPr>
-        <w:rPr>
-          <w:lang w:val="en-GB"/>
-        </w:rPr>
-      </w:pPr>
-      <w:r>
-        <w:rPr>
-          <w:lang w:val="en-GB"/>
-        </w:rPr>
-        <w:t xml:space="preserve">    &lt;build&gt;</w:t>
-      </w:r>
-    </w:p>
-    <w:p>
-      <w:pPr>
-        <w:rPr>
-          <w:lang w:val="en-GB"/>
-        </w:rPr>
-      </w:pPr>
-      <w:r>
-        <w:rPr>
-          <w:lang w:val="en-GB"/>
-        </w:rPr>
-        <w:t xml:space="preserve">        &lt;plugins&gt;</w:t>
-      </w:r>
-    </w:p>
-    <w:p>
-      <w:pPr>
-        <w:rPr>
-          <w:lang w:val="en-GB"/>
-        </w:rPr>
-      </w:pPr>
-      <w:r>
-        <w:rPr>
-          <w:lang w:val="en-GB"/>
-        </w:rPr>
-        <w:t xml:space="preserve">            &lt;plugin&gt;</w:t>
-      </w:r>
-    </w:p>
-    <w:p>
-      <w:pPr>
-        <w:rPr>
-          <w:lang w:val="en-GB"/>
-        </w:rPr>
-      </w:pPr>
-      <w:r>
-        <w:rPr>
-          <w:lang w:val="en-GB"/>
-        </w:rPr>
-        <w:t xml:space="preserve">                </w:t>
-      </w:r>
-      <w:proofErr w:type="gramStart"/>
-      <w:r>
-        <w:rPr>
-          <w:lang w:val="en-GB"/>
-        </w:rPr>
-        <w:t>&lt;</w:t>
-      </w:r>
-      <w:proofErr w:type="spellStart"/>
-      <w:r>
-        <w:rPr>
-          <w:lang w:val="en-GB"/>
-        </w:rPr>
-        <w:t>groupId</w:t>
-      </w:r>
-      <w:proofErr w:type="spellEnd"/>
-      <w:r>
-        <w:rPr>
-          <w:lang w:val="en-GB"/>
-        </w:rPr>
-        <w:t>&gt;</w:t>
-      </w:r>
-      <w:proofErr w:type="spellStart"/>
-      <w:r>
-        <w:rPr>
-          <w:lang w:val="en-GB"/>
-        </w:rPr>
-        <w:t>org.springframework.boot</w:t>
-      </w:r>
-      <w:proofErr w:type="spellEnd"/>
-      <w:proofErr w:type="gramEnd"/>
-      <w:r>
-        <w:rPr>
-          <w:lang w:val="en-GB"/>
-        </w:rPr>
-        <w:t>&lt;/</w:t>
-      </w:r>
-      <w:proofErr w:type="spellStart"/>
-      <w:r>
-        <w:rPr>
-          <w:lang w:val="en-GB"/>
-        </w:rPr>
-        <w:t>groupId</w:t>
-      </w:r>
-      <w:proofErr w:type="spellEnd"/>
-      <w:r>
-        <w:rPr>
-          <w:lang w:val="en-GB"/>
-        </w:rPr>
-        <w:t>&gt;</w:t>
-      </w:r>
-    </w:p>
-    <w:p>
-      <w:pPr>
-        <w:rPr>
-          <w:lang w:val="en-GB"/>
-        </w:rPr>
-      </w:pPr>
-      <w:r>
-        <w:rPr>
-          <w:lang w:val="en-GB"/>
-        </w:rPr>
-        <w:t xml:space="preserve">                &lt;</w:t>
-      </w:r>
-      <w:proofErr w:type="spellStart"/>
-      <w:r>
-        <w:rPr>
-          <w:lang w:val="en-GB"/>
-        </w:rPr>
-        <w:t>artifactId</w:t>
-      </w:r>
-      <w:proofErr w:type="spellEnd"/>
-      <w:r>
-        <w:rPr>
-          <w:lang w:val="en-GB"/>
-        </w:rPr>
-        <w:t>&gt;spring-boot-maven-plugin&lt;/</w:t>
-      </w:r>
-      <w:proofErr w:type="spellStart"/>
-      <w:r>
-        <w:rPr>
-          <w:lang w:val="en-GB"/>
-        </w:rPr>
-        <w:t>artifactId</w:t>
-      </w:r>
-      <w:proofErr w:type="spellEnd"/>
-      <w:r>
-        <w:rPr>
-          <w:lang w:val="en-GB"/>
-        </w:rPr>
-        <w:t>&gt;</w:t>
-      </w:r>
-    </w:p>
-    <w:p>
-      <w:r>
-        <w:rPr>
-          <w:lang w:val="en-GB"/>
-        </w:rPr>
-        <w:t xml:space="preserve">            </w:t>
-      </w:r>
-      <w:r>
-        <w:t>&lt;/plugin&gt;</w:t>
-      </w:r>
-    </w:p>
-    <w:p>
-      <w:r>
-        <w:t xml:space="preserve">        &lt;/</w:t>
-      </w:r>
-      <w:proofErr w:type="spellStart"/>
-      <w:r>
-        <w:t>plugins</w:t>
-      </w:r>
-      <w:proofErr w:type="spellEnd"/>
-      <w:r>
-        <w:t>&gt;</w:t>
-      </w:r>
-    </w:p>
-    <w:p>
-      <w:r>
-        <w:t xml:space="preserve">    &lt;/</w:t>
-      </w:r>
-      <w:proofErr w:type="spellStart"/>
-      <w:r>
-        <w:t>build</w:t>
-      </w:r>
-      <w:proofErr w:type="spellEnd"/>
-      <w:r>
-        <w:t>&gt;</w:t>
-      </w:r>
-    </w:p>
-    <w:p/>
-    <w:p>
-      <w:r>
-        <w:t>&lt;/</w:t>
-      </w:r>
-      <w:proofErr w:type="spellStart"/>
-      <w:r>
-        <w:t>project</w:t>
-      </w:r>
-      <w:proofErr w:type="spellEnd"/>
-      <w:r>
-        <w:t>&gt;</w:t>
       </w:r>
     </w:p>
     <w:p/>
